--- a/视频/对照文本/19-文本.docx
+++ b/视频/对照文本/19-文本.docx
@@ -821,7 +821,7 @@
                 <w:color w:val="AAC4B6"/>
                 <w:sz w:val="21"/>
               </w:rPr>
-              <w:t>名贵的“碎色”郁金香</w:t>
+              <w:t>名贵的“碎色”郁金香，有着</w:t>
             </w:r>
             <w:r>
               <w:rPr>
@@ -836,10 +836,10 @@
               <w:rPr>
                 <w:rFonts w:ascii="Calibri" w:hAnsi="Calibri" w:eastAsia="微软雅黑"/>
                 <w:b/>
-                <w:color w:val="FCA5A5"/>
+                <w:color w:val="5EEAD4"/>
                 <w:sz w:val="21"/>
               </w:rPr>
-              <w:t>花瓣</w:t>
+              <w:t>带条纹的</w:t>
             </w:r>
             <w:r>
               <w:rPr>
@@ -854,10 +854,10 @@
               <w:rPr>
                 <w:rFonts w:ascii="Calibri" w:hAnsi="Calibri" w:eastAsia="微软雅黑"/>
                 <w:b/>
-                <w:color w:val="5EEAD4"/>
+                <w:color w:val="FCA5A5"/>
                 <w:sz w:val="21"/>
               </w:rPr>
-              <w:t>带有条纹</w:t>
+              <w:t>花瓣</w:t>
             </w:r>
             <w:r>
               <w:rPr>
@@ -904,7 +904,7 @@
                 <w:color w:val="FBBF24"/>
                 <w:sz w:val="21"/>
               </w:rPr>
-              <w:t>飙升</w:t>
+              <w:t>飙升/猛涨</w:t>
             </w:r>
             <w:r>
               <w:rPr>
@@ -1094,7 +1094,7 @@
                 <w:color w:val="AAC4B6"/>
                 <w:sz w:val="21"/>
               </w:rPr>
-              <w:t>在郁金香交易的</w:t>
+              <w:t>在交易</w:t>
             </w:r>
             <w:r>
               <w:rPr>
@@ -1130,7 +1130,7 @@
                 <w:color w:val="AAC4B6"/>
                 <w:sz w:val="21"/>
               </w:rPr>
-              <w:t>哈勒姆，一场交易会上</w:t>
+              <w:t>哈勒姆的一场交易会上，</w:t>
             </w:r>
           </w:p>
         </w:tc>
@@ -1320,7 +1320,25 @@
                 <w:color w:val="F0F7F2"/>
                 <w:sz w:val="26"/>
               </w:rPr>
-              <w:t>still fetched 5,200 guilders,</w:t>
+              <w:t xml:space="preserve">still </w:t>
+            </w:r>
+            <w:r>
+              <w:rPr>
+                <w:rFonts w:ascii="Calibri" w:hAnsi="Calibri" w:eastAsia="微软雅黑"/>
+                <w:b/>
+                <w:color w:val="C4B5FD"/>
+                <w:sz w:val="26"/>
+              </w:rPr>
+              <w:t>fetched</w:t>
+            </w:r>
+            <w:r>
+              <w:rPr>
+                <w:rFonts w:ascii="Calibri" w:hAnsi="Calibri" w:eastAsia="微软雅黑"/>
+                <w:b w:val="0"/>
+                <w:color w:val="F0F7F2"/>
+                <w:sz w:val="26"/>
+              </w:rPr>
+              <w:t xml:space="preserve"> 5,200 guilders,</w:t>
             </w:r>
           </w:p>
         </w:tc>
@@ -1438,7 +1456,43 @@
                 <w:color w:val="AAC4B6"/>
                 <w:sz w:val="21"/>
               </w:rPr>
-              <w:t>仍卖出了5,200荷兰盾——</w:t>
+              <w:t>仍</w:t>
+            </w:r>
+            <w:r>
+              <w:rPr>
+                <w:rFonts w:ascii="Calibri" w:hAnsi="Calibri" w:eastAsia="微软雅黑"/>
+                <w:b w:val="0"/>
+                <w:color w:val="AAC4B6"/>
+                <w:sz w:val="21"/>
+              </w:rPr>
+              <w:t xml:space="preserve"> </w:t>
+            </w:r>
+            <w:r>
+              <w:rPr>
+                <w:rFonts w:ascii="Calibri" w:hAnsi="Calibri" w:eastAsia="微软雅黑"/>
+                <w:b/>
+                <w:color w:val="C4B5FD"/>
+                <w:sz w:val="21"/>
+              </w:rPr>
+              <w:t>卖出了</w:t>
+            </w:r>
+            <w:r>
+              <w:rPr>
+                <w:rFonts w:ascii="Calibri" w:hAnsi="Calibri" w:eastAsia="微软雅黑"/>
+                <w:b w:val="0"/>
+                <w:color w:val="AAC4B6"/>
+                <w:sz w:val="21"/>
+              </w:rPr>
+              <w:t xml:space="preserve"> </w:t>
+            </w:r>
+            <w:r>
+              <w:rPr>
+                <w:rFonts w:ascii="Calibri" w:hAnsi="Calibri" w:eastAsia="微软雅黑"/>
+                <w:b w:val="0"/>
+                <w:color w:val="AAC4B6"/>
+                <w:sz w:val="21"/>
+              </w:rPr>
+              <w:t>5,200荷兰盾——</w:t>
             </w:r>
           </w:p>
         </w:tc>
@@ -1486,7 +1540,7 @@
               <w:rPr>
                 <w:rFonts w:ascii="Calibri" w:hAnsi="Calibri" w:eastAsia="微软雅黑"/>
                 <w:b/>
-                <w:color w:val="C4B5FD"/>
+                <w:color w:val="FB923C"/>
                 <w:sz w:val="26"/>
               </w:rPr>
               <w:t>currency</w:t>
@@ -1524,7 +1578,7 @@
               <w:rPr>
                 <w:rFonts w:ascii="Calibri" w:hAnsi="Calibri" w:eastAsia="微软雅黑"/>
                 <w:b/>
-                <w:color w:val="FB923C"/>
+                <w:color w:val="5EEAD4"/>
                 <w:sz w:val="26"/>
               </w:rPr>
               <w:t>wages</w:t>
@@ -1573,7 +1627,7 @@
               <w:rPr>
                 <w:rFonts w:ascii="Calibri" w:hAnsi="Calibri" w:eastAsia="微软雅黑"/>
                 <w:b/>
-                <w:color w:val="C4B5FD"/>
+                <w:color w:val="FB923C"/>
                 <w:sz w:val="21"/>
               </w:rPr>
               <w:t>货币</w:t>
@@ -1629,7 +1683,7 @@
               <w:rPr>
                 <w:rFonts w:ascii="Calibri" w:hAnsi="Calibri" w:eastAsia="微软雅黑"/>
                 <w:b/>
-                <w:color w:val="FB923C"/>
+                <w:color w:val="5EEAD4"/>
                 <w:sz w:val="21"/>
               </w:rPr>
               <w:t>工钱</w:t>
@@ -1740,7 +1794,7 @@
               <w:rPr>
                 <w:rFonts w:ascii="Calibri" w:hAnsi="Calibri" w:eastAsia="微软雅黑"/>
                 <w:b/>
-                <w:color w:val="5EEAD4"/>
+                <w:color w:val="FCA5A5"/>
                 <w:sz w:val="26"/>
               </w:rPr>
               <w:t>frenzy</w:t>
@@ -1785,7 +1839,7 @@
                 <w:color w:val="AAC4B6"/>
                 <w:sz w:val="21"/>
               </w:rPr>
-              <w:t>但</w:t>
+              <w:t>但是</w:t>
             </w:r>
           </w:p>
         </w:tc>
@@ -1805,7 +1859,7 @@
                 <w:color w:val="AAC4B6"/>
                 <w:sz w:val="21"/>
               </w:rPr>
-              <w:t>这股</w:t>
+              <w:t>这场</w:t>
             </w:r>
             <w:r>
               <w:rPr>
@@ -1820,10 +1874,10 @@
               <w:rPr>
                 <w:rFonts w:ascii="Calibri" w:hAnsi="Calibri" w:eastAsia="微软雅黑"/>
                 <w:b/>
-                <w:color w:val="5EEAD4"/>
+                <w:color w:val="FCA5A5"/>
                 <w:sz w:val="21"/>
               </w:rPr>
-              <w:t>狂潮</w:t>
+              <w:t>狂热</w:t>
             </w:r>
           </w:p>
         </w:tc>
@@ -1843,7 +1897,7 @@
                 <w:color w:val="AAC4B6"/>
                 <w:sz w:val="21"/>
               </w:rPr>
-              <w:t>已是强弩之末。</w:t>
+              <w:t>已经结束了。</w:t>
             </w:r>
           </w:p>
         </w:tc>
@@ -1897,7 +1951,7 @@
               <w:rPr>
                 <w:rFonts w:ascii="Calibri" w:hAnsi="Calibri" w:eastAsia="微软雅黑"/>
                 <w:b/>
-                <w:color w:val="FCA5A5"/>
+                <w:color w:val="FBBF24"/>
                 <w:sz w:val="26"/>
               </w:rPr>
               <w:t>collapsed</w:t>
@@ -1935,7 +1989,7 @@
               <w:rPr>
                 <w:rFonts w:ascii="Calibri" w:hAnsi="Calibri" w:eastAsia="微软雅黑"/>
                 <w:b/>
-                <w:color w:val="FBBF24"/>
+                <w:color w:val="38BDF8"/>
                 <w:sz w:val="26"/>
               </w:rPr>
               <w:t>defaulted</w:t>
@@ -1973,7 +2027,7 @@
               <w:rPr>
                 <w:rFonts w:ascii="Calibri" w:hAnsi="Calibri" w:eastAsia="微软雅黑"/>
                 <w:b/>
-                <w:color w:val="38BDF8"/>
+                <w:color w:val="F472B6"/>
                 <w:sz w:val="26"/>
               </w:rPr>
               <w:t>unsettled</w:t>
@@ -1991,7 +2045,7 @@
               <w:rPr>
                 <w:rFonts w:ascii="Calibri" w:hAnsi="Calibri" w:eastAsia="微软雅黑"/>
                 <w:b/>
-                <w:color w:val="F472B6"/>
+                <w:color w:val="BEF264"/>
                 <w:sz w:val="26"/>
               </w:rPr>
               <w:t>piled up</w:t>
@@ -2040,7 +2094,7 @@
               <w:rPr>
                 <w:rFonts w:ascii="Calibri" w:hAnsi="Calibri" w:eastAsia="微软雅黑"/>
                 <w:b/>
-                <w:color w:val="FCA5A5"/>
+                <w:color w:val="FBBF24"/>
                 <w:sz w:val="21"/>
               </w:rPr>
               <w:t>暴跌</w:t>
@@ -2072,7 +2126,7 @@
                 <w:color w:val="AAC4B6"/>
                 <w:sz w:val="21"/>
               </w:rPr>
-              <w:t>许多买家</w:t>
+              <w:t>大量买家</w:t>
             </w:r>
             <w:r>
               <w:rPr>
@@ -2087,7 +2141,7 @@
               <w:rPr>
                 <w:rFonts w:ascii="Calibri" w:hAnsi="Calibri" w:eastAsia="微软雅黑"/>
                 <w:b/>
-                <w:color w:val="FBBF24"/>
+                <w:color w:val="38BDF8"/>
                 <w:sz w:val="21"/>
               </w:rPr>
               <w:t>违约</w:t>
@@ -2116,10 +2170,10 @@
               <w:rPr>
                 <w:rFonts w:ascii="Calibri" w:hAnsi="Calibri" w:eastAsia="微软雅黑"/>
                 <w:b/>
-                <w:color w:val="38BDF8"/>
+                <w:color w:val="F472B6"/>
                 <w:sz w:val="21"/>
               </w:rPr>
-              <w:t>悬而未决的</w:t>
+              <w:t>未结算的</w:t>
             </w:r>
             <w:r>
               <w:rPr>
@@ -2152,7 +2206,7 @@
               <w:rPr>
                 <w:rFonts w:ascii="Calibri" w:hAnsi="Calibri" w:eastAsia="微软雅黑"/>
                 <w:b/>
-                <w:color w:val="F472B6"/>
+                <w:color w:val="BEF264"/>
                 <w:sz w:val="21"/>
               </w:rPr>
               <w:t>越积越多</w:t>
@@ -2217,7 +2271,7 @@
               <w:rPr>
                 <w:rFonts w:ascii="Calibri" w:hAnsi="Calibri" w:eastAsia="微软雅黑"/>
                 <w:b/>
-                <w:color w:val="BEF264"/>
+                <w:color w:val="C4B5FD"/>
                 <w:sz w:val="26"/>
               </w:rPr>
               <w:t>swiftly</w:t>
@@ -2246,7 +2300,7 @@
               <w:rPr>
                 <w:rFonts w:ascii="Calibri" w:hAnsi="Calibri" w:eastAsia="微软雅黑"/>
                 <w:b/>
-                <w:color w:val="C4B5FD"/>
+                <w:color w:val="FB923C"/>
                 <w:sz w:val="26"/>
               </w:rPr>
               <w:t>contested</w:t>
@@ -2295,7 +2349,7 @@
               <w:rPr>
                 <w:rFonts w:ascii="Calibri" w:hAnsi="Calibri" w:eastAsia="微软雅黑"/>
                 <w:b/>
-                <w:color w:val="BEF264"/>
+                <w:color w:val="C4B5FD"/>
                 <w:sz w:val="21"/>
               </w:rPr>
               <w:t>迅速</w:t>
@@ -2342,10 +2396,10 @@
               <w:rPr>
                 <w:rFonts w:ascii="Calibri" w:hAnsi="Calibri" w:eastAsia="微软雅黑"/>
                 <w:b/>
-                <w:color w:val="C4B5FD"/>
+                <w:color w:val="FB923C"/>
                 <w:sz w:val="21"/>
               </w:rPr>
-              <w:t>众说纷纭</w:t>
+              <w:t>存在争议</w:t>
             </w:r>
             <w:r>
               <w:rPr>
@@ -2442,7 +2496,7 @@
               <w:rPr>
                 <w:rFonts w:ascii="Calibri" w:hAnsi="Calibri" w:eastAsia="微软雅黑"/>
                 <w:b/>
-                <w:color w:val="FB923C"/>
+                <w:color w:val="5EEAD4"/>
                 <w:sz w:val="26"/>
               </w:rPr>
               <w:t>journalist</w:t>
@@ -2496,7 +2550,7 @@
                 <w:color w:val="AAC4B6"/>
                 <w:sz w:val="21"/>
               </w:rPr>
-              <w:t>苏格兰</w:t>
+              <w:t>查尔斯·麦凯，一位苏格兰</w:t>
             </w:r>
             <w:r>
               <w:rPr>
@@ -2511,7 +2565,7 @@
               <w:rPr>
                 <w:rFonts w:ascii="Calibri" w:hAnsi="Calibri" w:eastAsia="微软雅黑"/>
                 <w:b/>
-                <w:color w:val="FB923C"/>
+                <w:color w:val="5EEAD4"/>
                 <w:sz w:val="21"/>
               </w:rPr>
               <w:t>记者</w:t>
@@ -2523,16 +2577,7 @@
                 <w:color w:val="AAC4B6"/>
                 <w:sz w:val="21"/>
               </w:rPr>
-              <w:t xml:space="preserve"> </w:t>
-            </w:r>
-            <w:r>
-              <w:rPr>
-                <w:rFonts w:ascii="Calibri" w:hAnsi="Calibri" w:eastAsia="微软雅黑"/>
-                <w:b w:val="0"/>
-                <w:color w:val="AAC4B6"/>
-                <w:sz w:val="21"/>
-              </w:rPr>
-              <w:t>查尔斯·麦凯</w:t>
+              <w:t>，</w:t>
             </w:r>
           </w:p>
         </w:tc>
@@ -2570,7 +2615,7 @@
               <w:rPr>
                 <w:rFonts w:ascii="Calibri" w:hAnsi="Calibri" w:eastAsia="微软雅黑"/>
                 <w:b/>
-                <w:color w:val="5EEAD4"/>
+                <w:color w:val="FCA5A5"/>
                 <w:sz w:val="26"/>
               </w:rPr>
               <w:t>recounted</w:t>
@@ -2588,7 +2633,7 @@
               <w:rPr>
                 <w:rFonts w:ascii="Calibri" w:hAnsi="Calibri" w:eastAsia="微软雅黑"/>
                 <w:b/>
-                <w:color w:val="FCA5A5"/>
+                <w:color w:val="FBBF24"/>
                 <w:sz w:val="26"/>
               </w:rPr>
               <w:t>episode</w:t>
@@ -2600,7 +2645,25 @@
                 <w:color w:val="F0F7F2"/>
                 <w:sz w:val="26"/>
               </w:rPr>
-              <w:t xml:space="preserve"> in a book on popular delusions,</w:t>
+              <w:t xml:space="preserve"> in a book on </w:t>
+            </w:r>
+            <w:r>
+              <w:rPr>
+                <w:rFonts w:ascii="Calibri" w:hAnsi="Calibri" w:eastAsia="微软雅黑"/>
+                <w:b/>
+                <w:color w:val="38BDF8"/>
+                <w:sz w:val="26"/>
+              </w:rPr>
+              <w:t>popular delusions</w:t>
+            </w:r>
+            <w:r>
+              <w:rPr>
+                <w:rFonts w:ascii="Calibri" w:hAnsi="Calibri" w:eastAsia="微软雅黑"/>
+                <w:b w:val="0"/>
+                <w:color w:val="F0F7F2"/>
+                <w:sz w:val="26"/>
+              </w:rPr>
+              <w:t>,</w:t>
             </w:r>
           </w:p>
         </w:tc>
@@ -2622,7 +2685,7 @@
                 <w:color w:val="AAC4B6"/>
                 <w:sz w:val="21"/>
               </w:rPr>
-              <w:t>在一本论述大众错觉的书中</w:t>
+              <w:t>在一本论述</w:t>
             </w:r>
             <w:r>
               <w:rPr>
@@ -2637,10 +2700,10 @@
               <w:rPr>
                 <w:rFonts w:ascii="Calibri" w:hAnsi="Calibri" w:eastAsia="微软雅黑"/>
                 <w:b/>
-                <w:color w:val="5EEAD4"/>
+                <w:color w:val="38BDF8"/>
                 <w:sz w:val="21"/>
               </w:rPr>
-              <w:t>讲述了</w:t>
+              <w:t>大众错觉/群体性妄想</w:t>
             </w:r>
             <w:r>
               <w:rPr>
@@ -2658,7 +2721,7 @@
                 <w:color w:val="AAC4B6"/>
                 <w:sz w:val="21"/>
               </w:rPr>
-              <w:t>这段</w:t>
+              <w:t>的书中</w:t>
             </w:r>
             <w:r>
               <w:rPr>
@@ -2676,7 +2739,43 @@
                 <w:color w:val="FCA5A5"/>
                 <w:sz w:val="21"/>
               </w:rPr>
-              <w:t>往事</w:t>
+              <w:t>讲述了</w:t>
+            </w:r>
+            <w:r>
+              <w:rPr>
+                <w:rFonts w:ascii="Calibri" w:hAnsi="Calibri" w:eastAsia="微软雅黑"/>
+                <w:b w:val="0"/>
+                <w:color w:val="AAC4B6"/>
+                <w:sz w:val="21"/>
+              </w:rPr>
+              <w:t xml:space="preserve"> </w:t>
+            </w:r>
+            <w:r>
+              <w:rPr>
+                <w:rFonts w:ascii="Calibri" w:hAnsi="Calibri" w:eastAsia="微软雅黑"/>
+                <w:b w:val="0"/>
+                <w:color w:val="AAC4B6"/>
+                <w:sz w:val="21"/>
+              </w:rPr>
+              <w:t>这一</w:t>
+            </w:r>
+            <w:r>
+              <w:rPr>
+                <w:rFonts w:ascii="Calibri" w:hAnsi="Calibri" w:eastAsia="微软雅黑"/>
+                <w:b w:val="0"/>
+                <w:color w:val="AAC4B6"/>
+                <w:sz w:val="21"/>
+              </w:rPr>
+              <w:t xml:space="preserve"> </w:t>
+            </w:r>
+            <w:r>
+              <w:rPr>
+                <w:rFonts w:ascii="Calibri" w:hAnsi="Calibri" w:eastAsia="微软雅黑"/>
+                <w:b/>
+                <w:color w:val="FBBF24"/>
+                <w:sz w:val="21"/>
+              </w:rPr>
+              <w:t>事件</w:t>
             </w:r>
             <w:r>
               <w:rPr>
@@ -2732,7 +2831,7 @@
               <w:rPr>
                 <w:rFonts w:ascii="Calibri" w:hAnsi="Calibri" w:eastAsia="微软雅黑"/>
                 <w:b/>
-                <w:color w:val="FBBF24"/>
+                <w:color w:val="F472B6"/>
                 <w:sz w:val="26"/>
               </w:rPr>
               <w:t>hysteria</w:t>
@@ -2766,7 +2865,7 @@
                 <w:color w:val="AAC4B6"/>
                 <w:sz w:val="21"/>
               </w:rPr>
-              <w:t>把它写成一场举国上下的</w:t>
+              <w:t>将其描绘为一场全国性的</w:t>
             </w:r>
             <w:r>
               <w:rPr>
@@ -2781,10 +2880,10 @@
               <w:rPr>
                 <w:rFonts w:ascii="Calibri" w:hAnsi="Calibri" w:eastAsia="微软雅黑"/>
                 <w:b/>
-                <w:color w:val="FBBF24"/>
+                <w:color w:val="F472B6"/>
                 <w:sz w:val="21"/>
               </w:rPr>
-              <w:t>集体歇斯底里</w:t>
+              <w:t>歇斯底里</w:t>
             </w:r>
             <w:r>
               <w:rPr>
@@ -2882,7 +2981,7 @@
               <w:rPr>
                 <w:rFonts w:ascii="Calibri" w:hAnsi="Calibri" w:eastAsia="微软雅黑"/>
                 <w:b/>
-                <w:color w:val="38BDF8"/>
+                <w:color w:val="BEF264"/>
                 <w:sz w:val="26"/>
               </w:rPr>
               <w:t>gambled</w:t>
@@ -2936,7 +3035,7 @@
                 <w:color w:val="AAC4B6"/>
                 <w:sz w:val="21"/>
               </w:rPr>
-              <w:t>富人穷人都在</w:t>
+              <w:t>富人和穷人都在</w:t>
             </w:r>
             <w:r>
               <w:rPr>
@@ -2951,10 +3050,10 @@
               <w:rPr>
                 <w:rFonts w:ascii="Calibri" w:hAnsi="Calibri" w:eastAsia="微软雅黑"/>
                 <w:b/>
-                <w:color w:val="38BDF8"/>
+                <w:color w:val="BEF264"/>
                 <w:sz w:val="21"/>
               </w:rPr>
-              <w:t>豪赌</w:t>
+              <w:t>赌博</w:t>
             </w:r>
             <w:r>
               <w:rPr>
@@ -3052,7 +3151,7 @@
               <w:rPr>
                 <w:rFonts w:ascii="Calibri" w:hAnsi="Calibri" w:eastAsia="微软雅黑"/>
                 <w:b/>
-                <w:color w:val="F472B6"/>
+                <w:color w:val="C4B5FD"/>
                 <w:sz w:val="26"/>
               </w:rPr>
               <w:t>commerce</w:t>
@@ -3070,7 +3169,7 @@
               <w:rPr>
                 <w:rFonts w:ascii="Calibri" w:hAnsi="Calibri" w:eastAsia="微软雅黑"/>
                 <w:b/>
-                <w:color w:val="BEF264"/>
+                <w:color w:val="FB923C"/>
                 <w:sz w:val="26"/>
               </w:rPr>
               <w:t>reeled</w:t>
@@ -3124,7 +3223,7 @@
                 <w:color w:val="AAC4B6"/>
                 <w:sz w:val="21"/>
               </w:rPr>
-              <w:t>几乎沦落到乞讨的地步，</w:t>
+              <w:t>几乎沦落到去乞讨，</w:t>
             </w:r>
           </w:p>
         </w:tc>
@@ -3144,7 +3243,7 @@
                 <w:color w:val="AAC4B6"/>
                 <w:sz w:val="21"/>
               </w:rPr>
-              <w:t>荷兰的</w:t>
+              <w:t>荷兰</w:t>
             </w:r>
             <w:r>
               <w:rPr>
@@ -3159,7 +3258,7 @@
               <w:rPr>
                 <w:rFonts w:ascii="Calibri" w:hAnsi="Calibri" w:eastAsia="微软雅黑"/>
                 <w:b/>
-                <w:color w:val="F472B6"/>
+                <w:color w:val="C4B5FD"/>
                 <w:sz w:val="21"/>
               </w:rPr>
               <w:t>商业</w:t>
@@ -3176,11 +3275,29 @@
             <w:r>
               <w:rPr>
                 <w:rFonts w:ascii="Calibri" w:hAnsi="Calibri" w:eastAsia="微软雅黑"/>
+                <w:b w:val="0"/>
+                <w:color w:val="AAC4B6"/>
+                <w:sz w:val="21"/>
+              </w:rPr>
+              <w:t>仿佛</w:t>
+            </w:r>
+            <w:r>
+              <w:rPr>
+                <w:rFonts w:ascii="Calibri" w:hAnsi="Calibri" w:eastAsia="微软雅黑"/>
+                <w:b w:val="0"/>
+                <w:color w:val="AAC4B6"/>
+                <w:sz w:val="21"/>
+              </w:rPr>
+              <w:t xml:space="preserve"> </w:t>
+            </w:r>
+            <w:r>
+              <w:rPr>
+                <w:rFonts w:ascii="Calibri" w:hAnsi="Calibri" w:eastAsia="微软雅黑"/>
                 <w:b/>
-                <w:color w:val="BEF264"/>
+                <w:color w:val="FB923C"/>
                 <w:sz w:val="21"/>
               </w:rPr>
-              <w:t>大受震荡</w:t>
+              <w:t>天旋地转</w:t>
             </w:r>
             <w:r>
               <w:rPr>
@@ -3259,7 +3376,7 @@
               <w:rPr>
                 <w:rFonts w:ascii="Calibri" w:hAnsi="Calibri" w:eastAsia="微软雅黑"/>
                 <w:b/>
-                <w:color w:val="C4B5FD"/>
+                <w:color w:val="5EEAD4"/>
                 <w:sz w:val="26"/>
               </w:rPr>
               <w:t>vivid</w:t>
@@ -3297,7 +3414,7 @@
               <w:rPr>
                 <w:rFonts w:ascii="Calibri" w:hAnsi="Calibri" w:eastAsia="微软雅黑"/>
                 <w:b/>
-                <w:color w:val="FB923C"/>
+                <w:color w:val="FCA5A5"/>
                 <w:sz w:val="26"/>
               </w:rPr>
               <w:t>mania</w:t>
@@ -3317,7 +3434,7 @@
               <w:rPr>
                 <w:rFonts w:ascii="Calibri" w:hAnsi="Calibri" w:eastAsia="微软雅黑"/>
                 <w:b/>
-                <w:color w:val="5EEAD4"/>
+                <w:color w:val="FBBF24"/>
                 <w:sz w:val="26"/>
               </w:rPr>
               <w:t>shorthand for</w:t>
@@ -3335,7 +3452,7 @@
               <w:rPr>
                 <w:rFonts w:ascii="Calibri" w:hAnsi="Calibri" w:eastAsia="微软雅黑"/>
                 <w:b/>
-                <w:color w:val="FCA5A5"/>
+                <w:color w:val="38BDF8"/>
                 <w:sz w:val="26"/>
               </w:rPr>
               <w:t>bubbles</w:t>
@@ -3360,7 +3477,7 @@
                 <w:color w:val="AAC4B6"/>
                 <w:sz w:val="21"/>
               </w:rPr>
-              <w:t>他的描述</w:t>
+              <w:t>他</w:t>
             </w:r>
             <w:r>
               <w:rPr>
@@ -3375,10 +3492,10 @@
               <w:rPr>
                 <w:rFonts w:ascii="Calibri" w:hAnsi="Calibri" w:eastAsia="微软雅黑"/>
                 <w:b/>
-                <w:color w:val="C4B5FD"/>
+                <w:color w:val="5EEAD4"/>
                 <w:sz w:val="21"/>
               </w:rPr>
-              <w:t>绘声绘色</w:t>
+              <w:t>生动的</w:t>
             </w:r>
             <w:r>
               <w:rPr>
@@ -3387,7 +3504,16 @@
                 <w:color w:val="AAC4B6"/>
                 <w:sz w:val="21"/>
               </w:rPr>
-              <w:t>，</w:t>
+              <w:t xml:space="preserve"> </w:t>
+            </w:r>
+            <w:r>
+              <w:rPr>
+                <w:rFonts w:ascii="Calibri" w:hAnsi="Calibri" w:eastAsia="微软雅黑"/>
+                <w:b w:val="0"/>
+                <w:color w:val="AAC4B6"/>
+                <w:sz w:val="21"/>
+              </w:rPr>
+              <w:t>描述，</w:t>
             </w:r>
           </w:p>
         </w:tc>
@@ -3407,7 +3533,7 @@
                 <w:color w:val="AAC4B6"/>
                 <w:sz w:val="21"/>
               </w:rPr>
-              <w:t>从此郁金香</w:t>
+              <w:t>让郁金香</w:t>
             </w:r>
             <w:r>
               <w:rPr>
@@ -3422,7 +3548,7 @@
               <w:rPr>
                 <w:rFonts w:ascii="Calibri" w:hAnsi="Calibri" w:eastAsia="微软雅黑"/>
                 <w:b/>
-                <w:color w:val="FB923C"/>
+                <w:color w:val="FCA5A5"/>
                 <w:sz w:val="21"/>
               </w:rPr>
               <w:t>狂热</w:t>
@@ -3460,7 +3586,7 @@
               <w:rPr>
                 <w:rFonts w:ascii="Calibri" w:hAnsi="Calibri" w:eastAsia="微软雅黑"/>
                 <w:b/>
-                <w:color w:val="FCA5A5"/>
+                <w:color w:val="38BDF8"/>
                 <w:sz w:val="21"/>
               </w:rPr>
               <w:t>泡沫</w:t>
@@ -3496,7 +3622,7 @@
               <w:rPr>
                 <w:rFonts w:ascii="Calibri" w:hAnsi="Calibri" w:eastAsia="微软雅黑"/>
                 <w:b/>
-                <w:color w:val="5EEAD4"/>
+                <w:color w:val="FBBF24"/>
                 <w:sz w:val="21"/>
               </w:rPr>
               <w:t>代名词</w:t>
@@ -3508,7 +3634,16 @@
                 <w:color w:val="AAC4B6"/>
                 <w:sz w:val="21"/>
               </w:rPr>
-              <w:t>，</w:t>
+              <w:t xml:space="preserve"> </w:t>
+            </w:r>
+            <w:r>
+              <w:rPr>
+                <w:rFonts w:ascii="Calibri" w:hAnsi="Calibri" w:eastAsia="微软雅黑"/>
+                <w:b w:val="0"/>
+                <w:color w:val="AAC4B6"/>
+                <w:sz w:val="21"/>
+              </w:rPr>
+              <w:t>——</w:t>
             </w:r>
           </w:p>
         </w:tc>
@@ -3555,7 +3690,7 @@
               <w:rPr>
                 <w:rFonts w:ascii="Calibri" w:hAnsi="Calibri" w:eastAsia="微软雅黑"/>
                 <w:b/>
-                <w:color w:val="FBBF24"/>
+                <w:color w:val="F472B6"/>
                 <w:sz w:val="26"/>
               </w:rPr>
               <w:t>reckless</w:t>
@@ -3589,7 +3724,7 @@
                 <w:color w:val="AAC4B6"/>
                 <w:sz w:val="21"/>
               </w:rPr>
-              <w:t>专指由</w:t>
+              <w:t>而这些泡沫由</w:t>
             </w:r>
             <w:r>
               <w:rPr>
@@ -3604,7 +3739,7 @@
               <w:rPr>
                 <w:rFonts w:ascii="Calibri" w:hAnsi="Calibri" w:eastAsia="微软雅黑"/>
                 <w:b/>
-                <w:color w:val="FBBF24"/>
+                <w:color w:val="F472B6"/>
                 <w:sz w:val="21"/>
               </w:rPr>
               <w:t>不计后果的</w:t>
@@ -3625,7 +3760,7 @@
                 <w:color w:val="AAC4B6"/>
                 <w:sz w:val="21"/>
               </w:rPr>
-              <w:t>抢购吹大的泡沫。</w:t>
+              <w:t>购买所助长。</w:t>
             </w:r>
           </w:p>
         </w:tc>
@@ -3642,7 +3777,9 @@
           <w:color w:val="AAC4B6"/>
           <w:sz w:val="20"/>
         </w:rPr>
-        <w:t>（make A B：使A成为B；shorthand for…：……的代名词，……的简称；</w:t>
+        <w:t>（make A B：使A成为B；</w:t>
+        <w:br/>
+        <w:t>shorthand for…：……的代名词，……的简称；</w:t>
         <w:br/>
         <w:t>fuelled by…：过去分词短语作后置定语，修饰 bubbles）</w:t>
       </w:r>
@@ -3716,7 +3853,7 @@
               <w:rPr>
                 <w:rFonts w:ascii="Calibri" w:hAnsi="Calibri" w:eastAsia="微软雅黑"/>
                 <w:b/>
-                <w:color w:val="38BDF8"/>
+                <w:color w:val="BEF264"/>
                 <w:sz w:val="26"/>
               </w:rPr>
               <w:t>archives</w:t>
@@ -3778,7 +3915,7 @@
               <w:rPr>
                 <w:rFonts w:ascii="Calibri" w:hAnsi="Calibri" w:eastAsia="微软雅黑"/>
                 <w:b/>
-                <w:color w:val="38BDF8"/>
+                <w:color w:val="BEF264"/>
                 <w:sz w:val="21"/>
               </w:rPr>
               <w:t>档案</w:t>
@@ -3866,7 +4003,7 @@
               <w:rPr>
                 <w:rFonts w:ascii="Calibri" w:hAnsi="Calibri" w:eastAsia="微软雅黑"/>
                 <w:b/>
-                <w:color w:val="F472B6"/>
+                <w:color w:val="C4B5FD"/>
                 <w:sz w:val="26"/>
               </w:rPr>
               <w:t>relied</w:t>
@@ -3884,7 +4021,7 @@
               <w:rPr>
                 <w:rFonts w:ascii="Calibri" w:hAnsi="Calibri" w:eastAsia="微软雅黑"/>
                 <w:b/>
-                <w:color w:val="F472B6"/>
+                <w:color w:val="C4B5FD"/>
                 <w:sz w:val="26"/>
               </w:rPr>
               <w:t>on</w:t>
@@ -3904,7 +4041,7 @@
               <w:rPr>
                 <w:rFonts w:ascii="Calibri" w:hAnsi="Calibri" w:eastAsia="微软雅黑"/>
                 <w:b/>
-                <w:color w:val="C4B5FD"/>
+                <w:color w:val="5EEAD4"/>
                 <w:sz w:val="26"/>
               </w:rPr>
               <w:t>satirical</w:t>
@@ -3922,7 +4059,7 @@
               <w:rPr>
                 <w:rFonts w:ascii="Calibri" w:hAnsi="Calibri" w:eastAsia="微软雅黑"/>
                 <w:b/>
-                <w:color w:val="FB923C"/>
+                <w:color w:val="FCA5A5"/>
                 <w:sz w:val="26"/>
               </w:rPr>
               <w:t>pamphlets</w:t>
@@ -3976,7 +4113,7 @@
                 <w:color w:val="AAC4B6"/>
                 <w:sz w:val="21"/>
               </w:rPr>
-              <w:t>所</w:t>
+              <w:t>主要</w:t>
             </w:r>
             <w:r>
               <w:rPr>
@@ -3991,28 +4128,10 @@
               <w:rPr>
                 <w:rFonts w:ascii="Calibri" w:hAnsi="Calibri" w:eastAsia="微软雅黑"/>
                 <w:b/>
-                <w:color w:val="F472B6"/>
+                <w:color w:val="C4B5FD"/>
                 <w:sz w:val="21"/>
               </w:rPr>
-              <w:t>依据</w:t>
-            </w:r>
-            <w:r>
-              <w:rPr>
-                <w:rFonts w:ascii="Calibri" w:hAnsi="Calibri" w:eastAsia="微软雅黑"/>
-                <w:b w:val="0"/>
-                <w:color w:val="AAC4B6"/>
-                <w:sz w:val="21"/>
-              </w:rPr>
-              <w:t xml:space="preserve"> </w:t>
-            </w:r>
-            <w:r>
-              <w:rPr>
-                <w:rFonts w:ascii="Calibri" w:hAnsi="Calibri" w:eastAsia="微软雅黑"/>
-                <w:b w:val="0"/>
-                <w:color w:val="AAC4B6"/>
-                <w:sz w:val="21"/>
-              </w:rPr>
-              <w:t>的，大多是</w:t>
+              <w:t>依据了</w:t>
             </w:r>
           </w:p>
         </w:tc>
@@ -4047,7 +4166,7 @@
               <w:rPr>
                 <w:rFonts w:ascii="Calibri" w:hAnsi="Calibri" w:eastAsia="微软雅黑"/>
                 <w:b/>
-                <w:color w:val="C4B5FD"/>
+                <w:color w:val="5EEAD4"/>
                 <w:sz w:val="21"/>
               </w:rPr>
               <w:t>讽刺</w:t>
@@ -4065,7 +4184,7 @@
               <w:rPr>
                 <w:rFonts w:ascii="Calibri" w:hAnsi="Calibri" w:eastAsia="微软雅黑"/>
                 <w:b/>
-                <w:color w:val="FB923C"/>
+                <w:color w:val="FCA5A5"/>
                 <w:sz w:val="21"/>
               </w:rPr>
               <w:t>小册子</w:t>
@@ -4124,7 +4243,7 @@
               <w:rPr>
                 <w:rFonts w:ascii="Calibri" w:hAnsi="Calibri" w:eastAsia="微软雅黑"/>
                 <w:b/>
-                <w:color w:val="5EEAD4"/>
+                <w:color w:val="FBBF24"/>
                 <w:sz w:val="26"/>
               </w:rPr>
               <w:t>preached</w:t>
@@ -4142,7 +4261,7 @@
               <w:rPr>
                 <w:rFonts w:ascii="Calibri" w:hAnsi="Calibri" w:eastAsia="微软雅黑"/>
                 <w:b/>
-                <w:color w:val="5EEAD4"/>
+                <w:color w:val="FBBF24"/>
                 <w:sz w:val="26"/>
               </w:rPr>
               <w:t>against</w:t>
@@ -4160,7 +4279,7 @@
               <w:rPr>
                 <w:rFonts w:ascii="Calibri" w:hAnsi="Calibri" w:eastAsia="微软雅黑"/>
                 <w:b/>
-                <w:color w:val="FBBF24"/>
+                <w:color w:val="F472B6"/>
                 <w:sz w:val="26"/>
               </w:rPr>
               <w:t>greed</w:t>
@@ -4194,7 +4313,7 @@
                 <w:color w:val="AAC4B6"/>
                 <w:sz w:val="21"/>
               </w:rPr>
-              <w:t>这些小册子意在</w:t>
+              <w:t>这些小册子</w:t>
             </w:r>
             <w:r>
               <w:rPr>
@@ -4209,10 +4328,10 @@
               <w:rPr>
                 <w:rFonts w:ascii="Calibri" w:hAnsi="Calibri" w:eastAsia="微软雅黑"/>
                 <w:b/>
-                <w:color w:val="5EEAD4"/>
+                <w:color w:val="FBBF24"/>
                 <w:sz w:val="21"/>
               </w:rPr>
-              <w:t>劝诫</w:t>
+              <w:t>宣传反对</w:t>
             </w:r>
             <w:r>
               <w:rPr>
@@ -4226,44 +4345,8 @@
             <w:r>
               <w:rPr>
                 <w:rFonts w:ascii="Calibri" w:hAnsi="Calibri" w:eastAsia="微软雅黑"/>
-                <w:b w:val="0"/>
-                <w:color w:val="AAC4B6"/>
-                <w:sz w:val="21"/>
-              </w:rPr>
-              <w:t>世人</w:t>
-            </w:r>
-            <w:r>
-              <w:rPr>
-                <w:rFonts w:ascii="Calibri" w:hAnsi="Calibri" w:eastAsia="微软雅黑"/>
-                <w:b w:val="0"/>
-                <w:color w:val="AAC4B6"/>
-                <w:sz w:val="21"/>
-              </w:rPr>
-              <w:t xml:space="preserve"> </w:t>
-            </w:r>
-            <w:r>
-              <w:rPr>
-                <w:rFonts w:ascii="Calibri" w:hAnsi="Calibri" w:eastAsia="微软雅黑"/>
                 <w:b/>
-                <w:color w:val="5EEAD4"/>
-                <w:sz w:val="21"/>
-              </w:rPr>
-              <w:t>戒除</w:t>
-            </w:r>
-            <w:r>
-              <w:rPr>
-                <w:rFonts w:ascii="Calibri" w:hAnsi="Calibri" w:eastAsia="微软雅黑"/>
-                <w:b w:val="0"/>
-                <w:color w:val="AAC4B6"/>
-                <w:sz w:val="21"/>
-              </w:rPr>
-              <w:t xml:space="preserve"> </w:t>
-            </w:r>
-            <w:r>
-              <w:rPr>
-                <w:rFonts w:ascii="Calibri" w:hAnsi="Calibri" w:eastAsia="微软雅黑"/>
-                <w:b/>
-                <w:color w:val="FBBF24"/>
+                <w:color w:val="F472B6"/>
                 <w:sz w:val="21"/>
               </w:rPr>
               <w:t>贪婪</w:t>
@@ -4292,9 +4375,9 @@
           <w:color w:val="AAC4B6"/>
           <w:sz w:val="20"/>
         </w:rPr>
-        <w:t>（rely on：依靠，依据；that…：定语从句，修饰 pamphlets；</w:t>
+        <w:t>（rely on：依靠，依据；</w:t>
         <w:br/>
-        <w:t>preach against：劝诫勿……）</w:t>
+        <w:t>that…：定语从句，修饰 pamphlets）</w:t>
       </w:r>
     </w:p>
     <w:p>
@@ -4343,7 +4426,7 @@
               <w:rPr>
                 <w:rFonts w:ascii="Calibri" w:hAnsi="Calibri" w:eastAsia="微软雅黑"/>
                 <w:b/>
-                <w:color w:val="38BDF8"/>
+                <w:color w:val="BEF264"/>
                 <w:sz w:val="26"/>
               </w:rPr>
               <w:t>historian</w:t>
@@ -4392,7 +4475,7 @@
               <w:rPr>
                 <w:rFonts w:ascii="Calibri" w:hAnsi="Calibri" w:eastAsia="微软雅黑"/>
                 <w:b/>
-                <w:color w:val="38BDF8"/>
+                <w:color w:val="BEF264"/>
                 <w:sz w:val="21"/>
               </w:rPr>
               <w:t>历史学家</w:t>
@@ -4453,7 +4536,7 @@
               <w:rPr>
                 <w:rFonts w:ascii="Calibri" w:hAnsi="Calibri" w:eastAsia="微软雅黑"/>
                 <w:b/>
-                <w:color w:val="F472B6"/>
+                <w:color w:val="C4B5FD"/>
                 <w:sz w:val="26"/>
               </w:rPr>
               <w:t>scoured</w:t>
@@ -4524,10 +4607,10 @@
               <w:rPr>
                 <w:rFonts w:ascii="Calibri" w:hAnsi="Calibri" w:eastAsia="微软雅黑"/>
                 <w:b/>
-                <w:color w:val="F472B6"/>
+                <w:color w:val="C4B5FD"/>
                 <w:sz w:val="21"/>
               </w:rPr>
-              <w:t>遍查了</w:t>
+              <w:t>彻底搜遍了</w:t>
             </w:r>
             <w:r>
               <w:rPr>
@@ -4565,7 +4648,7 @@
                 <w:color w:val="AAC4B6"/>
                 <w:sz w:val="21"/>
               </w:rPr>
-              <w:t>只数出了几百名交易者，</w:t>
+              <w:t>然而只数出了几百名交易者，</w:t>
             </w:r>
           </w:p>
         </w:tc>
@@ -4653,7 +4736,7 @@
               <w:rPr>
                 <w:rFonts w:ascii="Calibri" w:hAnsi="Calibri" w:eastAsia="微软雅黑"/>
                 <w:b/>
-                <w:color w:val="BEF264"/>
+                <w:color w:val="FB923C"/>
                 <w:sz w:val="26"/>
               </w:rPr>
               <w:t>bankruptcy</w:t>
@@ -4702,7 +4785,7 @@
               <w:rPr>
                 <w:rFonts w:ascii="Calibri" w:hAnsi="Calibri" w:eastAsia="微软雅黑"/>
                 <w:b/>
-                <w:color w:val="BEF264"/>
+                <w:color w:val="FB923C"/>
                 <w:sz w:val="21"/>
               </w:rPr>
               <w:t>破产</w:t>
@@ -4761,7 +4844,7 @@
               <w:rPr>
                 <w:rFonts w:ascii="Calibri" w:hAnsi="Calibri" w:eastAsia="微软雅黑"/>
                 <w:b/>
-                <w:color w:val="C4B5FD"/>
+                <w:color w:val="5EEAD4"/>
                 <w:sz w:val="26"/>
               </w:rPr>
               <w:t>measurable</w:t>
@@ -4779,7 +4862,7 @@
               <w:rPr>
                 <w:rFonts w:ascii="Calibri" w:hAnsi="Calibri" w:eastAsia="微软雅黑"/>
                 <w:b/>
-                <w:color w:val="FB923C"/>
+                <w:color w:val="FCA5A5"/>
                 <w:sz w:val="26"/>
               </w:rPr>
               <w:t>harm</w:t>
@@ -4797,7 +4880,7 @@
               <w:rPr>
                 <w:rFonts w:ascii="Calibri" w:hAnsi="Calibri" w:eastAsia="微软雅黑"/>
                 <w:b/>
-                <w:color w:val="5EEAD4"/>
+                <w:color w:val="FBBF24"/>
                 <w:sz w:val="26"/>
               </w:rPr>
               <w:t>economy</w:t>
@@ -4846,7 +4929,7 @@
               <w:rPr>
                 <w:rFonts w:ascii="Calibri" w:hAnsi="Calibri" w:eastAsia="微软雅黑"/>
                 <w:b/>
-                <w:color w:val="5EEAD4"/>
+                <w:color w:val="FBBF24"/>
                 <w:sz w:val="21"/>
               </w:rPr>
               <w:t>经济</w:t>
@@ -4882,7 +4965,7 @@
               <w:rPr>
                 <w:rFonts w:ascii="Calibri" w:hAnsi="Calibri" w:eastAsia="微软雅黑"/>
                 <w:b/>
-                <w:color w:val="C4B5FD"/>
+                <w:color w:val="5EEAD4"/>
                 <w:sz w:val="21"/>
               </w:rPr>
               <w:t>可以衡量的</w:t>
@@ -4900,7 +4983,7 @@
               <w:rPr>
                 <w:rFonts w:ascii="Calibri" w:hAnsi="Calibri" w:eastAsia="微软雅黑"/>
                 <w:b/>
-                <w:color w:val="FB923C"/>
+                <w:color w:val="FCA5A5"/>
                 <w:sz w:val="21"/>
               </w:rPr>
               <w:t>损害</w:t>
@@ -5085,7 +5168,7 @@
               <w:rPr>
                 <w:rFonts w:ascii="Calibri" w:hAnsi="Calibri" w:eastAsia="微软雅黑"/>
                 <w:b/>
-                <w:color w:val="FCA5A5"/>
+                <w:color w:val="38BDF8"/>
                 <w:sz w:val="26"/>
               </w:rPr>
               <w:t>settle</w:t>
@@ -5097,16 +5180,16 @@
                 <w:color w:val="F0F7F2"/>
                 <w:sz w:val="26"/>
               </w:rPr>
-              <w:t xml:space="preserve"> their contracts by paying a small </w:t>
+              <w:t xml:space="preserve"> their contracts by paying </w:t>
             </w:r>
             <w:r>
               <w:rPr>
                 <w:rFonts w:ascii="Calibri" w:hAnsi="Calibri" w:eastAsia="微软雅黑"/>
                 <w:b/>
-                <w:color w:val="FBBF24"/>
+                <w:color w:val="F472B6"/>
                 <w:sz w:val="26"/>
               </w:rPr>
-              <w:t>fraction</w:t>
+              <w:t>a</w:t>
             </w:r>
             <w:r>
               <w:rPr>
@@ -5115,7 +5198,43 @@
                 <w:color w:val="F0F7F2"/>
                 <w:sz w:val="26"/>
               </w:rPr>
-              <w:t xml:space="preserve"> of the price,</w:t>
+              <w:t xml:space="preserve"> small </w:t>
+            </w:r>
+            <w:r>
+              <w:rPr>
+                <w:rFonts w:ascii="Calibri" w:hAnsi="Calibri" w:eastAsia="微软雅黑"/>
+                <w:b/>
+                <w:color w:val="F472B6"/>
+                <w:sz w:val="26"/>
+              </w:rPr>
+              <w:t>fraction</w:t>
+            </w:r>
+            <w:r>
+              <w:rPr>
+                <w:rFonts w:ascii="Calibri" w:hAnsi="Calibri" w:eastAsia="微软雅黑"/>
+                <w:b w:val="0"/>
+                <w:color w:val="F0F7F2"/>
+                <w:sz w:val="26"/>
+              </w:rPr>
+              <w:t xml:space="preserve"> </w:t>
+            </w:r>
+            <w:r>
+              <w:rPr>
+                <w:rFonts w:ascii="Calibri" w:hAnsi="Calibri" w:eastAsia="微软雅黑"/>
+                <w:b/>
+                <w:color w:val="F472B6"/>
+                <w:sz w:val="26"/>
+              </w:rPr>
+              <w:t>of</w:t>
+            </w:r>
+            <w:r>
+              <w:rPr>
+                <w:rFonts w:ascii="Calibri" w:hAnsi="Calibri" w:eastAsia="微软雅黑"/>
+                <w:b w:val="0"/>
+                <w:color w:val="F0F7F2"/>
+                <w:sz w:val="26"/>
+              </w:rPr>
+              <w:t xml:space="preserve"> the price,</w:t>
             </w:r>
           </w:p>
         </w:tc>
@@ -5172,7 +5291,7 @@
               <w:rPr>
                 <w:rFonts w:ascii="Calibri" w:hAnsi="Calibri" w:eastAsia="微软雅黑"/>
                 <w:b/>
-                <w:color w:val="FBBF24"/>
+                <w:color w:val="F472B6"/>
                 <w:sz w:val="21"/>
               </w:rPr>
               <w:t>一小部分</w:t>
@@ -5199,10 +5318,10 @@
               <w:rPr>
                 <w:rFonts w:ascii="Calibri" w:hAnsi="Calibri" w:eastAsia="微软雅黑"/>
                 <w:b/>
-                <w:color w:val="FCA5A5"/>
+                <w:color w:val="38BDF8"/>
                 <w:sz w:val="21"/>
               </w:rPr>
-              <w:t>了结</w:t>
+              <w:t>结清</w:t>
             </w:r>
             <w:r>
               <w:rPr>
@@ -5257,7 +5376,9 @@
           <w:color w:val="AAC4B6"/>
           <w:sz w:val="20"/>
         </w:rPr>
-        <w:t>（be allowed to do：获准做……；by doing：通过……的方式；</w:t>
+        <w:t>（be allowed to do：获准做……；</w:t>
+        <w:br/>
+        <w:t>settle a contract：结清合同/了结合同；</w:t>
         <w:br/>
         <w:t>few：很少的人，几乎没有人）</w:t>
       </w:r>
@@ -5311,7 +5432,7 @@
               <w:rPr>
                 <w:rFonts w:ascii="Calibri" w:hAnsi="Calibri" w:eastAsia="微软雅黑"/>
                 <w:b/>
-                <w:color w:val="38BDF8"/>
+                <w:color w:val="FB923C"/>
                 <w:sz w:val="26"/>
               </w:rPr>
               <w:t>boom</w:t>
@@ -5360,7 +5481,7 @@
               <w:rPr>
                 <w:rFonts w:ascii="Calibri" w:hAnsi="Calibri" w:eastAsia="微软雅黑"/>
                 <w:b/>
-                <w:color w:val="F472B6"/>
+                <w:color w:val="5EEAD4"/>
                 <w:sz w:val="26"/>
               </w:rPr>
               <w:t>fleeting</w:t>
@@ -5409,7 +5530,7 @@
               <w:rPr>
                 <w:rFonts w:ascii="Calibri" w:hAnsi="Calibri" w:eastAsia="微软雅黑"/>
                 <w:b/>
-                <w:color w:val="38BDF8"/>
+                <w:color w:val="FB923C"/>
                 <w:sz w:val="21"/>
               </w:rPr>
               <w:t>繁荣</w:t>
@@ -5467,7 +5588,7 @@
               <w:rPr>
                 <w:rFonts w:ascii="Calibri" w:hAnsi="Calibri" w:eastAsia="微软雅黑"/>
                 <w:b/>
-                <w:color w:val="F472B6"/>
+                <w:color w:val="5EEAD4"/>
                 <w:sz w:val="21"/>
               </w:rPr>
               <w:t>转瞬即逝</w:t>
@@ -5553,7 +5674,7 @@
               <w:rPr>
                 <w:rFonts w:ascii="Calibri" w:hAnsi="Calibri" w:eastAsia="微软雅黑"/>
                 <w:b/>
-                <w:color w:val="BEF264"/>
+                <w:color w:val="FCA5A5"/>
                 <w:sz w:val="26"/>
               </w:rPr>
               <w:t>circulates</w:t>
@@ -5591,7 +5712,7 @@
               <w:rPr>
                 <w:rFonts w:ascii="Calibri" w:hAnsi="Calibri" w:eastAsia="微软雅黑"/>
                 <w:b/>
-                <w:color w:val="C4B5FD"/>
+                <w:color w:val="FBBF24"/>
                 <w:sz w:val="26"/>
               </w:rPr>
               <w:t>moral</w:t>
@@ -5625,7 +5746,7 @@
                 <w:color w:val="AAC4B6"/>
                 <w:sz w:val="21"/>
               </w:rPr>
-              <w:t>真正传开、</w:t>
+              <w:t>传播开来、</w:t>
             </w:r>
           </w:p>
         </w:tc>
@@ -5645,7 +5766,7 @@
                 <w:color w:val="AAC4B6"/>
                 <w:sz w:val="21"/>
               </w:rPr>
-              <w:t>在近四个世纪后仍在</w:t>
+              <w:t>并在近四个世纪后依然</w:t>
             </w:r>
             <w:r>
               <w:rPr>
@@ -5660,7 +5781,7 @@
               <w:rPr>
                 <w:rFonts w:ascii="Calibri" w:hAnsi="Calibri" w:eastAsia="微软雅黑"/>
                 <w:b/>
-                <w:color w:val="BEF264"/>
+                <w:color w:val="FCA5A5"/>
                 <w:sz w:val="21"/>
               </w:rPr>
               <w:t>流传</w:t>
@@ -5701,7 +5822,7 @@
                 <w:color w:val="AAC4B6"/>
                 <w:sz w:val="21"/>
               </w:rPr>
-              <w:t>是其中的</w:t>
+              <w:t>是这个</w:t>
             </w:r>
             <w:r>
               <w:rPr>
@@ -5716,7 +5837,7 @@
               <w:rPr>
                 <w:rFonts w:ascii="Calibri" w:hAnsi="Calibri" w:eastAsia="微软雅黑"/>
                 <w:b/>
-                <w:color w:val="C4B5FD"/>
+                <w:color w:val="FBBF24"/>
                 <w:sz w:val="21"/>
               </w:rPr>
               <w:t>寓意</w:t>
@@ -5728,16 +5849,7 @@
                 <w:color w:val="AAC4B6"/>
                 <w:sz w:val="21"/>
               </w:rPr>
-              <w:t xml:space="preserve"> </w:t>
-            </w:r>
-            <w:r>
-              <w:rPr>
-                <w:rFonts w:ascii="Calibri" w:hAnsi="Calibri" w:eastAsia="微软雅黑"/>
-                <w:b w:val="0"/>
-                <w:color w:val="AAC4B6"/>
-                <w:sz w:val="21"/>
-              </w:rPr>
-              <w:t>——</w:t>
+              <w:t>：</w:t>
             </w:r>
           </w:p>
         </w:tc>
@@ -5785,7 +5897,7 @@
               <w:rPr>
                 <w:rFonts w:ascii="Calibri" w:hAnsi="Calibri" w:eastAsia="微软雅黑"/>
                 <w:b/>
-                <w:color w:val="FB923C"/>
+                <w:color w:val="38BDF8"/>
                 <w:sz w:val="26"/>
               </w:rPr>
               <w:t>sermon</w:t>
@@ -5854,7 +5966,7 @@
               <w:rPr>
                 <w:rFonts w:ascii="Calibri" w:hAnsi="Calibri" w:eastAsia="微软雅黑"/>
                 <w:b/>
-                <w:color w:val="FB923C"/>
+                <w:color w:val="38BDF8"/>
                 <w:sz w:val="21"/>
               </w:rPr>
               <w:t>训诫</w:t>
@@ -5903,7 +6015,9 @@
           <w:color w:val="AAC4B6"/>
           <w:sz w:val="20"/>
         </w:rPr>
-        <w:t>（What spread…：主语从句；nearly four centuries on：近四个世纪之后；</w:t>
+        <w:t>（What spread…：主语从句；</w:t>
+        <w:br/>
+        <w:t>nearly four centuries on：近四个世纪之后；</w:t>
         <w:br/>
         <w:t>a sermon…：同位语，说明 the moral；</w:t>
         <w:br/>

--- a/视频/对照文本/19-文本.docx
+++ b/视频/对照文本/19-文本.docx
@@ -61,14 +61,18 @@
         </w:tblBorders>
       </w:tblPr>
       <w:tblGrid>
-        <w:gridCol w:w="3513"/>
-        <w:gridCol w:w="3513"/>
-        <w:gridCol w:w="3513"/>
+        <w:gridCol w:w="1506"/>
+        <w:gridCol w:w="1506"/>
+        <w:gridCol w:w="1506"/>
+        <w:gridCol w:w="1506"/>
+        <w:gridCol w:w="1506"/>
+        <w:gridCol w:w="1506"/>
+        <w:gridCol w:w="1506"/>
       </w:tblGrid>
       <w:tr>
         <w:tc>
           <w:tcPr>
-            <w:tcW w:type="dxa" w:w="3513"/>
+            <w:tcW w:type="dxa" w:w="1506"/>
           </w:tcPr>
           <w:p>
             <w:pPr>
@@ -88,7 +92,7 @@
         </w:tc>
         <w:tc>
           <w:tcPr>
-            <w:tcW w:type="dxa" w:w="3513"/>
+            <w:tcW w:type="dxa" w:w="1506"/>
           </w:tcPr>
           <w:p>
             <w:pPr>
@@ -102,40 +106,13 @@
                 <w:color w:val="F0F7F2"/>
                 <w:sz w:val="26"/>
               </w:rPr>
-              <w:t xml:space="preserve">Dutch </w:t>
-            </w:r>
-            <w:r>
-              <w:rPr>
-                <w:rFonts w:ascii="Calibri" w:hAnsi="Calibri" w:eastAsia="微软雅黑"/>
-                <w:b/>
-                <w:color w:val="FBBF24"/>
-                <w:sz w:val="26"/>
-              </w:rPr>
-              <w:t>merchants</w:t>
-            </w:r>
-            <w:r>
-              <w:rPr>
-                <w:rFonts w:ascii="Calibri" w:hAnsi="Calibri" w:eastAsia="微软雅黑"/>
-                <w:b w:val="0"/>
-                <w:color w:val="F0F7F2"/>
-                <w:sz w:val="26"/>
-              </w:rPr>
-              <w:t xml:space="preserve"> and </w:t>
-            </w:r>
-            <w:r>
-              <w:rPr>
-                <w:rFonts w:ascii="Calibri" w:hAnsi="Calibri" w:eastAsia="微软雅黑"/>
-                <w:b/>
-                <w:color w:val="38BDF8"/>
-                <w:sz w:val="26"/>
-              </w:rPr>
-              <w:t>brokers</w:t>
+              <w:t>Dutch</w:t>
             </w:r>
           </w:p>
         </w:tc>
         <w:tc>
           <w:tcPr>
-            <w:tcW w:type="dxa" w:w="3513"/>
+            <w:tcW w:type="dxa" w:w="1506"/>
           </w:tcPr>
           <w:p>
             <w:pPr>
@@ -145,12 +122,83 @@
             <w:r>
               <w:rPr>
                 <w:rFonts w:ascii="Calibri" w:hAnsi="Calibri" w:eastAsia="微软雅黑"/>
+                <w:b/>
+                <w:color w:val="FBBF24"/>
+                <w:sz w:val="26"/>
+              </w:rPr>
+              <w:t>merchants</w:t>
+            </w:r>
+          </w:p>
+        </w:tc>
+        <w:tc>
+          <w:tcPr>
+            <w:tcW w:type="dxa" w:w="1506"/>
+          </w:tcPr>
+          <w:p>
+            <w:pPr>
+              <w:spacing w:after="0"/>
+              <w:jc w:val="center"/>
+            </w:pPr>
+            <w:r>
+              <w:rPr>
+                <w:rFonts w:ascii="Calibri" w:hAnsi="Calibri" w:eastAsia="微软雅黑"/>
                 <w:b w:val="0"/>
                 <w:color w:val="F0F7F2"/>
                 <w:sz w:val="26"/>
               </w:rPr>
-              <w:t xml:space="preserve">met in </w:t>
-            </w:r>
+              <w:t>and</w:t>
+            </w:r>
+          </w:p>
+        </w:tc>
+        <w:tc>
+          <w:tcPr>
+            <w:tcW w:type="dxa" w:w="1506"/>
+          </w:tcPr>
+          <w:p>
+            <w:pPr>
+              <w:spacing w:after="0"/>
+              <w:jc w:val="center"/>
+            </w:pPr>
+            <w:r>
+              <w:rPr>
+                <w:rFonts w:ascii="Calibri" w:hAnsi="Calibri" w:eastAsia="微软雅黑"/>
+                <w:b/>
+                <w:color w:val="38BDF8"/>
+                <w:sz w:val="26"/>
+              </w:rPr>
+              <w:t>brokers</w:t>
+            </w:r>
+          </w:p>
+        </w:tc>
+        <w:tc>
+          <w:tcPr>
+            <w:tcW w:type="dxa" w:w="1506"/>
+          </w:tcPr>
+          <w:p>
+            <w:pPr>
+              <w:spacing w:after="0"/>
+              <w:jc w:val="center"/>
+            </w:pPr>
+            <w:r>
+              <w:rPr>
+                <w:rFonts w:ascii="Calibri" w:hAnsi="Calibri" w:eastAsia="微软雅黑"/>
+                <w:b w:val="0"/>
+                <w:color w:val="F0F7F2"/>
+                <w:sz w:val="26"/>
+              </w:rPr>
+              <w:t>met in</w:t>
+            </w:r>
+          </w:p>
+        </w:tc>
+        <w:tc>
+          <w:tcPr>
+            <w:tcW w:type="dxa" w:w="1506"/>
+          </w:tcPr>
+          <w:p>
+            <w:pPr>
+              <w:spacing w:after="0"/>
+              <w:jc w:val="center"/>
+            </w:pPr>
             <w:r>
               <w:rPr>
                 <w:rFonts w:ascii="Calibri" w:hAnsi="Calibri" w:eastAsia="微软雅黑"/>
@@ -166,7 +214,7 @@
       <w:tr>
         <w:tc>
           <w:tcPr>
-            <w:tcW w:type="dxa" w:w="3513"/>
+            <w:tcW w:type="dxa" w:w="1506"/>
           </w:tcPr>
           <w:p>
             <w:pPr>
@@ -186,7 +234,7 @@
         </w:tc>
         <w:tc>
           <w:tcPr>
-            <w:tcW w:type="dxa" w:w="3513"/>
+            <w:tcW w:type="dxa" w:w="1506"/>
           </w:tcPr>
           <w:p>
             <w:pPr>
@@ -202,65 +250,11 @@
               </w:rPr>
               <w:t>荷兰的</w:t>
             </w:r>
-            <w:r>
-              <w:rPr>
-                <w:rFonts w:ascii="Calibri" w:hAnsi="Calibri" w:eastAsia="微软雅黑"/>
-                <w:b w:val="0"/>
-                <w:color w:val="AAC4B6"/>
-                <w:sz w:val="21"/>
-              </w:rPr>
-              <w:t xml:space="preserve"> </w:t>
-            </w:r>
-            <w:r>
-              <w:rPr>
-                <w:rFonts w:ascii="Calibri" w:hAnsi="Calibri" w:eastAsia="微软雅黑"/>
-                <w:b/>
-                <w:color w:val="FBBF24"/>
-                <w:sz w:val="21"/>
-              </w:rPr>
-              <w:t>商人</w:t>
-            </w:r>
-            <w:r>
-              <w:rPr>
-                <w:rFonts w:ascii="Calibri" w:hAnsi="Calibri" w:eastAsia="微软雅黑"/>
-                <w:b w:val="0"/>
-                <w:color w:val="AAC4B6"/>
-                <w:sz w:val="21"/>
-              </w:rPr>
-              <w:t xml:space="preserve"> </w:t>
-            </w:r>
-            <w:r>
-              <w:rPr>
-                <w:rFonts w:ascii="Calibri" w:hAnsi="Calibri" w:eastAsia="微软雅黑"/>
-                <w:b w:val="0"/>
-                <w:color w:val="AAC4B6"/>
-                <w:sz w:val="21"/>
-              </w:rPr>
-              <w:t>和</w:t>
-            </w:r>
-            <w:r>
-              <w:rPr>
-                <w:rFonts w:ascii="Calibri" w:hAnsi="Calibri" w:eastAsia="微软雅黑"/>
-                <w:b w:val="0"/>
-                <w:color w:val="AAC4B6"/>
-                <w:sz w:val="21"/>
-              </w:rPr>
-              <w:t xml:space="preserve"> </w:t>
-            </w:r>
-            <w:r>
-              <w:rPr>
-                <w:rFonts w:ascii="Calibri" w:hAnsi="Calibri" w:eastAsia="微软雅黑"/>
-                <w:b/>
-                <w:color w:val="38BDF8"/>
-                <w:sz w:val="21"/>
-              </w:rPr>
-              <w:t>经纪人</w:t>
-            </w:r>
           </w:p>
         </w:tc>
         <w:tc>
           <w:tcPr>
-            <w:tcW w:type="dxa" w:w="3513"/>
+            <w:tcW w:type="dxa" w:w="1506"/>
           </w:tcPr>
           <w:p>
             <w:pPr>
@@ -270,12 +264,63 @@
             <w:r>
               <w:rPr>
                 <w:rFonts w:ascii="Calibri" w:hAnsi="Calibri" w:eastAsia="微软雅黑"/>
+                <w:b/>
+                <w:color w:val="FBBF24"/>
+                <w:sz w:val="21"/>
+              </w:rPr>
+              <w:t>商人</w:t>
+            </w:r>
+          </w:p>
+        </w:tc>
+        <w:tc>
+          <w:tcPr>
+            <w:tcW w:type="dxa" w:w="1506"/>
+          </w:tcPr>
+          <w:p>
+            <w:pPr>
+              <w:spacing w:after="0"/>
+              <w:jc w:val="center"/>
+            </w:pPr>
+            <w:r>
+              <w:rPr>
+                <w:rFonts w:ascii="Calibri" w:hAnsi="Calibri" w:eastAsia="微软雅黑"/>
                 <w:b w:val="0"/>
                 <w:color w:val="AAC4B6"/>
                 <w:sz w:val="21"/>
               </w:rPr>
-              <w:t>聚在</w:t>
-            </w:r>
+              <w:t>和</w:t>
+            </w:r>
+          </w:p>
+        </w:tc>
+        <w:tc>
+          <w:tcPr>
+            <w:tcW w:type="dxa" w:w="1506"/>
+          </w:tcPr>
+          <w:p>
+            <w:pPr>
+              <w:spacing w:after="0"/>
+              <w:jc w:val="center"/>
+            </w:pPr>
+            <w:r>
+              <w:rPr>
+                <w:rFonts w:ascii="Calibri" w:hAnsi="Calibri" w:eastAsia="微软雅黑"/>
+                <w:b/>
+                <w:color w:val="38BDF8"/>
+                <w:sz w:val="21"/>
+              </w:rPr>
+              <w:t>经纪人</w:t>
+            </w:r>
+          </w:p>
+        </w:tc>
+        <w:tc>
+          <w:tcPr>
+            <w:tcW w:type="dxa" w:w="1506"/>
+          </w:tcPr>
+          <w:p>
+            <w:pPr>
+              <w:spacing w:after="0"/>
+              <w:jc w:val="center"/>
+            </w:pPr>
             <w:r>
               <w:rPr>
                 <w:rFonts w:ascii="Calibri" w:hAnsi="Calibri" w:eastAsia="微软雅黑"/>
@@ -283,8 +328,19 @@
                 <w:color w:val="AAC4B6"/>
                 <w:sz w:val="21"/>
               </w:rPr>
-              <w:t xml:space="preserve"> </w:t>
-            </w:r>
+              <w:t>聚在</w:t>
+            </w:r>
+          </w:p>
+        </w:tc>
+        <w:tc>
+          <w:tcPr>
+            <w:tcW w:type="dxa" w:w="1506"/>
+          </w:tcPr>
+          <w:p>
+            <w:pPr>
+              <w:spacing w:after="0"/>
+              <w:jc w:val="center"/>
+            </w:pPr>
             <w:r>
               <w:rPr>
                 <w:rFonts w:ascii="Calibri" w:hAnsi="Calibri" w:eastAsia="微软雅黑"/>
@@ -332,12 +388,13 @@
         </w:tblBorders>
       </w:tblPr>
       <w:tblGrid>
-        <w:gridCol w:w="10540"/>
+        <w:gridCol w:w="5270"/>
+        <w:gridCol w:w="5270"/>
       </w:tblGrid>
       <w:tr>
         <w:tc>
           <w:tcPr>
-            <w:tcW w:type="dxa" w:w="10540"/>
+            <w:tcW w:type="dxa" w:w="5270"/>
           </w:tcPr>
           <w:p>
             <w:pPr>
@@ -351,8 +408,19 @@
                 <w:color w:val="F0F7F2"/>
                 <w:sz w:val="26"/>
               </w:rPr>
-              <w:t xml:space="preserve">to trade </w:t>
-            </w:r>
+              <w:t>to trade</w:t>
+            </w:r>
+          </w:p>
+        </w:tc>
+        <w:tc>
+          <w:tcPr>
+            <w:tcW w:type="dxa" w:w="5270"/>
+          </w:tcPr>
+          <w:p>
+            <w:pPr>
+              <w:spacing w:after="0"/>
+              <w:jc w:val="center"/>
+            </w:pPr>
             <w:r>
               <w:rPr>
                 <w:rFonts w:ascii="Calibri" w:hAnsi="Calibri" w:eastAsia="微软雅黑"/>
@@ -395,7 +463,7 @@
       <w:tr>
         <w:tc>
           <w:tcPr>
-            <w:tcW w:type="dxa" w:w="10540"/>
+            <w:tcW w:type="dxa" w:w="5270"/>
           </w:tcPr>
           <w:p>
             <w:pPr>
@@ -409,7 +477,27 @@
                 <w:color w:val="AAC4B6"/>
                 <w:sz w:val="21"/>
               </w:rPr>
-              <w:t>买卖尚埋在地下的</w:t>
+              <w:t>买卖</w:t>
+            </w:r>
+          </w:p>
+        </w:tc>
+        <w:tc>
+          <w:tcPr>
+            <w:tcW w:type="dxa" w:w="5270"/>
+          </w:tcPr>
+          <w:p>
+            <w:pPr>
+              <w:spacing w:after="0"/>
+              <w:jc w:val="center"/>
+            </w:pPr>
+            <w:r>
+              <w:rPr>
+                <w:rFonts w:ascii="Calibri" w:hAnsi="Calibri" w:eastAsia="微软雅黑"/>
+                <w:b w:val="0"/>
+                <w:color w:val="AAC4B6"/>
+                <w:sz w:val="21"/>
+              </w:rPr>
+              <w:t>尚埋在地下的</w:t>
             </w:r>
             <w:r>
               <w:rPr>
@@ -494,14 +582,18 @@
         </w:tblBorders>
       </w:tblPr>
       <w:tblGrid>
-        <w:gridCol w:w="3513"/>
-        <w:gridCol w:w="3513"/>
-        <w:gridCol w:w="3513"/>
+        <w:gridCol w:w="1506"/>
+        <w:gridCol w:w="1506"/>
+        <w:gridCol w:w="1506"/>
+        <w:gridCol w:w="1506"/>
+        <w:gridCol w:w="1506"/>
+        <w:gridCol w:w="1506"/>
+        <w:gridCol w:w="1506"/>
       </w:tblGrid>
       <w:tr>
         <w:tc>
           <w:tcPr>
-            <w:tcW w:type="dxa" w:w="3513"/>
+            <w:tcW w:type="dxa" w:w="1506"/>
           </w:tcPr>
           <w:p>
             <w:pPr>
@@ -515,31 +607,13 @@
                 <w:color w:val="F0F7F2"/>
                 <w:sz w:val="26"/>
               </w:rPr>
-              <w:t xml:space="preserve">a </w:t>
-            </w:r>
-            <w:r>
-              <w:rPr>
-                <w:rFonts w:ascii="Calibri" w:hAnsi="Calibri" w:eastAsia="微软雅黑"/>
-                <w:b/>
-                <w:color w:val="FB923C"/>
-                <w:sz w:val="26"/>
-              </w:rPr>
-              <w:t>speculative</w:t>
-            </w:r>
-            <w:r>
-              <w:rPr>
-                <w:rFonts w:ascii="Calibri" w:hAnsi="Calibri" w:eastAsia="微软雅黑"/>
-                <w:b w:val="0"/>
-                <w:color w:val="F0F7F2"/>
-                <w:sz w:val="26"/>
-              </w:rPr>
-              <w:t xml:space="preserve"> business</w:t>
+              <w:t>a</w:t>
             </w:r>
           </w:p>
         </w:tc>
         <w:tc>
           <w:tcPr>
-            <w:tcW w:type="dxa" w:w="3513"/>
+            <w:tcW w:type="dxa" w:w="1506"/>
           </w:tcPr>
           <w:p>
             <w:pPr>
@@ -549,17 +623,17 @@
             <w:r>
               <w:rPr>
                 <w:rFonts w:ascii="Calibri" w:hAnsi="Calibri" w:eastAsia="微软雅黑"/>
-                <w:b w:val="0"/>
-                <w:color w:val="F0F7F2"/>
+                <w:b/>
+                <w:color w:val="FB923C"/>
                 <w:sz w:val="26"/>
               </w:rPr>
-              <w:t>they called windhandel,</w:t>
+              <w:t>speculative</w:t>
             </w:r>
           </w:p>
         </w:tc>
         <w:tc>
           <w:tcPr>
-            <w:tcW w:type="dxa" w:w="3513"/>
+            <w:tcW w:type="dxa" w:w="1506"/>
           </w:tcPr>
           <w:p>
             <w:pPr>
@@ -573,6 +647,86 @@
                 <w:color w:val="F0F7F2"/>
                 <w:sz w:val="26"/>
               </w:rPr>
+              <w:t>business</w:t>
+            </w:r>
+          </w:p>
+        </w:tc>
+        <w:tc>
+          <w:tcPr>
+            <w:tcW w:type="dxa" w:w="1506"/>
+          </w:tcPr>
+          <w:p>
+            <w:pPr>
+              <w:spacing w:after="0"/>
+              <w:jc w:val="center"/>
+            </w:pPr>
+            <w:r>
+              <w:rPr>
+                <w:rFonts w:ascii="Calibri" w:hAnsi="Calibri" w:eastAsia="微软雅黑"/>
+                <w:b w:val="0"/>
+                <w:color w:val="F0F7F2"/>
+                <w:sz w:val="26"/>
+              </w:rPr>
+              <w:t>they</w:t>
+            </w:r>
+          </w:p>
+        </w:tc>
+        <w:tc>
+          <w:tcPr>
+            <w:tcW w:type="dxa" w:w="1506"/>
+          </w:tcPr>
+          <w:p>
+            <w:pPr>
+              <w:spacing w:after="0"/>
+              <w:jc w:val="center"/>
+            </w:pPr>
+            <w:r>
+              <w:rPr>
+                <w:rFonts w:ascii="Calibri" w:hAnsi="Calibri" w:eastAsia="微软雅黑"/>
+                <w:b w:val="0"/>
+                <w:color w:val="F0F7F2"/>
+                <w:sz w:val="26"/>
+              </w:rPr>
+              <w:t>called</w:t>
+            </w:r>
+          </w:p>
+        </w:tc>
+        <w:tc>
+          <w:tcPr>
+            <w:tcW w:type="dxa" w:w="1506"/>
+          </w:tcPr>
+          <w:p>
+            <w:pPr>
+              <w:spacing w:after="0"/>
+              <w:jc w:val="center"/>
+            </w:pPr>
+            <w:r>
+              <w:rPr>
+                <w:rFonts w:ascii="Calibri" w:hAnsi="Calibri" w:eastAsia="微软雅黑"/>
+                <w:b w:val="0"/>
+                <w:color w:val="F0F7F2"/>
+                <w:sz w:val="26"/>
+              </w:rPr>
+              <w:t>windhandel,</w:t>
+            </w:r>
+          </w:p>
+        </w:tc>
+        <w:tc>
+          <w:tcPr>
+            <w:tcW w:type="dxa" w:w="1506"/>
+          </w:tcPr>
+          <w:p>
+            <w:pPr>
+              <w:spacing w:after="0"/>
+              <w:jc w:val="center"/>
+            </w:pPr>
+            <w:r>
+              <w:rPr>
+                <w:rFonts w:ascii="Calibri" w:hAnsi="Calibri" w:eastAsia="微软雅黑"/>
+                <w:b w:val="0"/>
+                <w:color w:val="F0F7F2"/>
+                <w:sz w:val="26"/>
+              </w:rPr>
               <w:t>"trading in the wind".</w:t>
             </w:r>
           </w:p>
@@ -581,7 +735,7 @@
       <w:tr>
         <w:tc>
           <w:tcPr>
-            <w:tcW w:type="dxa" w:w="3513"/>
+            <w:tcW w:type="dxa" w:w="1506"/>
           </w:tcPr>
           <w:p>
             <w:pPr>
@@ -597,47 +751,11 @@
               </w:rPr>
               <w:t>这是一门</w:t>
             </w:r>
-            <w:r>
-              <w:rPr>
-                <w:rFonts w:ascii="Calibri" w:hAnsi="Calibri" w:eastAsia="微软雅黑"/>
-                <w:b w:val="0"/>
-                <w:color w:val="AAC4B6"/>
-                <w:sz w:val="21"/>
-              </w:rPr>
-              <w:t xml:space="preserve"> </w:t>
-            </w:r>
-            <w:r>
-              <w:rPr>
-                <w:rFonts w:ascii="Calibri" w:hAnsi="Calibri" w:eastAsia="微软雅黑"/>
-                <w:b/>
-                <w:color w:val="FB923C"/>
-                <w:sz w:val="21"/>
-              </w:rPr>
-              <w:t>投机</w:t>
-            </w:r>
-            <w:r>
-              <w:rPr>
-                <w:rFonts w:ascii="Calibri" w:hAnsi="Calibri" w:eastAsia="微软雅黑"/>
-                <w:b w:val="0"/>
-                <w:color w:val="AAC4B6"/>
-                <w:sz w:val="21"/>
-              </w:rPr>
-              <w:t xml:space="preserve"> </w:t>
-            </w:r>
-            <w:r>
-              <w:rPr>
-                <w:rFonts w:ascii="Calibri" w:hAnsi="Calibri" w:eastAsia="微软雅黑"/>
-                <w:b w:val="0"/>
-                <w:color w:val="AAC4B6"/>
-                <w:sz w:val="21"/>
-              </w:rPr>
-              <w:t>生意，</w:t>
-            </w:r>
           </w:p>
         </w:tc>
         <w:tc>
           <w:tcPr>
-            <w:tcW w:type="dxa" w:w="3513"/>
+            <w:tcW w:type="dxa" w:w="1506"/>
           </w:tcPr>
           <w:p>
             <w:pPr>
@@ -647,17 +765,97 @@
             <w:r>
               <w:rPr>
                 <w:rFonts w:ascii="Calibri" w:hAnsi="Calibri" w:eastAsia="微软雅黑"/>
-                <w:b w:val="0"/>
-                <w:color w:val="AAC4B6"/>
+                <w:b/>
+                <w:color w:val="FB923C"/>
                 <w:sz w:val="21"/>
               </w:rPr>
-              <w:t>他们称之为windhandel，</w:t>
+              <w:t>投机</w:t>
             </w:r>
           </w:p>
         </w:tc>
         <w:tc>
           <w:tcPr>
-            <w:tcW w:type="dxa" w:w="3513"/>
+            <w:tcW w:type="dxa" w:w="1506"/>
+          </w:tcPr>
+          <w:p>
+            <w:pPr>
+              <w:spacing w:after="0"/>
+              <w:jc w:val="center"/>
+            </w:pPr>
+            <w:r>
+              <w:rPr>
+                <w:rFonts w:ascii="Calibri" w:hAnsi="Calibri" w:eastAsia="微软雅黑"/>
+                <w:b w:val="0"/>
+                <w:color w:val="AAC4B6"/>
+                <w:sz w:val="21"/>
+              </w:rPr>
+              <w:t>生意，</w:t>
+            </w:r>
+          </w:p>
+        </w:tc>
+        <w:tc>
+          <w:tcPr>
+            <w:tcW w:type="dxa" w:w="1506"/>
+          </w:tcPr>
+          <w:p>
+            <w:pPr>
+              <w:spacing w:after="0"/>
+              <w:jc w:val="center"/>
+            </w:pPr>
+            <w:r>
+              <w:rPr>
+                <w:rFonts w:ascii="Calibri" w:hAnsi="Calibri" w:eastAsia="微软雅黑"/>
+                <w:b w:val="0"/>
+                <w:color w:val="AAC4B6"/>
+                <w:sz w:val="21"/>
+              </w:rPr>
+              <w:t>他们</w:t>
+            </w:r>
+          </w:p>
+        </w:tc>
+        <w:tc>
+          <w:tcPr>
+            <w:tcW w:type="dxa" w:w="1506"/>
+          </w:tcPr>
+          <w:p>
+            <w:pPr>
+              <w:spacing w:after="0"/>
+              <w:jc w:val="center"/>
+            </w:pPr>
+            <w:r>
+              <w:rPr>
+                <w:rFonts w:ascii="Calibri" w:hAnsi="Calibri" w:eastAsia="微软雅黑"/>
+                <w:b w:val="0"/>
+                <w:color w:val="AAC4B6"/>
+                <w:sz w:val="21"/>
+              </w:rPr>
+              <w:t>称之为</w:t>
+            </w:r>
+          </w:p>
+        </w:tc>
+        <w:tc>
+          <w:tcPr>
+            <w:tcW w:type="dxa" w:w="1506"/>
+          </w:tcPr>
+          <w:p>
+            <w:pPr>
+              <w:spacing w:after="0"/>
+              <w:jc w:val="center"/>
+            </w:pPr>
+            <w:r>
+              <w:rPr>
+                <w:rFonts w:ascii="Calibri" w:hAnsi="Calibri" w:eastAsia="微软雅黑"/>
+                <w:b w:val="0"/>
+                <w:color w:val="AAC4B6"/>
+                <w:sz w:val="21"/>
+              </w:rPr>
+              <w:t>windhandel，</w:t>
+            </w:r>
+          </w:p>
+        </w:tc>
+        <w:tc>
+          <w:tcPr>
+            <w:tcW w:type="dxa" w:w="1506"/>
           </w:tcPr>
           <w:p>
             <w:pPr>
@@ -955,14 +1153,15 @@
         </w:tblBorders>
       </w:tblPr>
       <w:tblGrid>
-        <w:gridCol w:w="3513"/>
-        <w:gridCol w:w="3513"/>
-        <w:gridCol w:w="3513"/>
+        <w:gridCol w:w="2635"/>
+        <w:gridCol w:w="2635"/>
+        <w:gridCol w:w="2635"/>
+        <w:gridCol w:w="2635"/>
       </w:tblGrid>
       <w:tr>
         <w:tc>
           <w:tcPr>
-            <w:tcW w:type="dxa" w:w="3513"/>
+            <w:tcW w:type="dxa" w:w="2635"/>
           </w:tcPr>
           <w:p>
             <w:pPr>
@@ -982,7 +1181,7 @@
         </w:tc>
         <w:tc>
           <w:tcPr>
-            <w:tcW w:type="dxa" w:w="3513"/>
+            <w:tcW w:type="dxa" w:w="2635"/>
           </w:tcPr>
           <w:p>
             <w:pPr>
@@ -1020,7 +1219,7 @@
         </w:tc>
         <w:tc>
           <w:tcPr>
-            <w:tcW w:type="dxa" w:w="3513"/>
+            <w:tcW w:type="dxa" w:w="2635"/>
           </w:tcPr>
           <w:p>
             <w:pPr>
@@ -1034,7 +1233,27 @@
                 <w:color w:val="F0F7F2"/>
                 <w:sz w:val="26"/>
               </w:rPr>
-              <w:t xml:space="preserve">no one would </w:t>
+              <w:t>no one</w:t>
+            </w:r>
+          </w:p>
+        </w:tc>
+        <w:tc>
+          <w:tcPr>
+            <w:tcW w:type="dxa" w:w="2635"/>
+          </w:tcPr>
+          <w:p>
+            <w:pPr>
+              <w:spacing w:after="0"/>
+              <w:jc w:val="center"/>
+            </w:pPr>
+            <w:r>
+              <w:rPr>
+                <w:rFonts w:ascii="Calibri" w:hAnsi="Calibri" w:eastAsia="微软雅黑"/>
+                <w:b w:val="0"/>
+                <w:color w:val="F0F7F2"/>
+                <w:sz w:val="26"/>
+              </w:rPr>
+              <w:t xml:space="preserve">would </w:t>
             </w:r>
             <w:r>
               <w:rPr>
@@ -1060,7 +1279,7 @@
       <w:tr>
         <w:tc>
           <w:tcPr>
-            <w:tcW w:type="dxa" w:w="3513"/>
+            <w:tcW w:type="dxa" w:w="2635"/>
           </w:tcPr>
           <w:p>
             <w:pPr>
@@ -1080,7 +1299,7 @@
         </w:tc>
         <w:tc>
           <w:tcPr>
-            <w:tcW w:type="dxa" w:w="3513"/>
+            <w:tcW w:type="dxa" w:w="2635"/>
           </w:tcPr>
           <w:p>
             <w:pPr>
@@ -1136,7 +1355,7 @@
         </w:tc>
         <w:tc>
           <w:tcPr>
-            <w:tcW w:type="dxa" w:w="3513"/>
+            <w:tcW w:type="dxa" w:w="2635"/>
           </w:tcPr>
           <w:p>
             <w:pPr>
@@ -1152,15 +1371,17 @@
               </w:rPr>
               <w:t>无人</w:t>
             </w:r>
-            <w:r>
-              <w:rPr>
-                <w:rFonts w:ascii="Calibri" w:hAnsi="Calibri" w:eastAsia="微软雅黑"/>
-                <w:b w:val="0"/>
-                <w:color w:val="AAC4B6"/>
-                <w:sz w:val="21"/>
-              </w:rPr>
-              <w:t xml:space="preserve"> </w:t>
-            </w:r>
+          </w:p>
+        </w:tc>
+        <w:tc>
+          <w:tcPr>
+            <w:tcW w:type="dxa" w:w="2635"/>
+          </w:tcPr>
+          <w:p>
+            <w:pPr>
+              <w:spacing w:after="0"/>
+              <w:jc w:val="center"/>
+            </w:pPr>
             <w:r>
               <w:rPr>
                 <w:rFonts w:ascii="Calibri" w:hAnsi="Calibri" w:eastAsia="微软雅黑"/>
@@ -1220,15 +1441,17 @@
         </w:tblBorders>
       </w:tblPr>
       <w:tblGrid>
-        <w:gridCol w:w="2635"/>
-        <w:gridCol w:w="2635"/>
-        <w:gridCol w:w="2635"/>
-        <w:gridCol w:w="2635"/>
+        <w:gridCol w:w="1757"/>
+        <w:gridCol w:w="1757"/>
+        <w:gridCol w:w="1757"/>
+        <w:gridCol w:w="1757"/>
+        <w:gridCol w:w="1757"/>
+        <w:gridCol w:w="1757"/>
       </w:tblGrid>
       <w:tr>
         <w:tc>
           <w:tcPr>
-            <w:tcW w:type="dxa" w:w="2635"/>
+            <w:tcW w:type="dxa" w:w="1757"/>
           </w:tcPr>
           <w:p>
             <w:pPr>
@@ -1248,7 +1471,7 @@
         </w:tc>
         <w:tc>
           <w:tcPr>
-            <w:tcW w:type="dxa" w:w="2635"/>
+            <w:tcW w:type="dxa" w:w="1757"/>
           </w:tcPr>
           <w:p>
             <w:pPr>
@@ -1286,7 +1509,7 @@
         </w:tc>
         <w:tc>
           <w:tcPr>
-            <w:tcW w:type="dxa" w:w="2635"/>
+            <w:tcW w:type="dxa" w:w="1757"/>
           </w:tcPr>
           <w:p>
             <w:pPr>
@@ -1306,7 +1529,7 @@
         </w:tc>
         <w:tc>
           <w:tcPr>
-            <w:tcW w:type="dxa" w:w="2635"/>
+            <w:tcW w:type="dxa" w:w="1757"/>
           </w:tcPr>
           <w:p>
             <w:pPr>
@@ -1320,8 +1543,19 @@
                 <w:color w:val="F0F7F2"/>
                 <w:sz w:val="26"/>
               </w:rPr>
-              <w:t xml:space="preserve">still </w:t>
-            </w:r>
+              <w:t>still</w:t>
+            </w:r>
+          </w:p>
+        </w:tc>
+        <w:tc>
+          <w:tcPr>
+            <w:tcW w:type="dxa" w:w="1757"/>
+          </w:tcPr>
+          <w:p>
+            <w:pPr>
+              <w:spacing w:after="0"/>
+              <w:jc w:val="center"/>
+            </w:pPr>
             <w:r>
               <w:rPr>
                 <w:rFonts w:ascii="Calibri" w:hAnsi="Calibri" w:eastAsia="微软雅黑"/>
@@ -1331,6 +1565,17 @@
               </w:rPr>
               <w:t>fetched</w:t>
             </w:r>
+          </w:p>
+        </w:tc>
+        <w:tc>
+          <w:tcPr>
+            <w:tcW w:type="dxa" w:w="1757"/>
+          </w:tcPr>
+          <w:p>
+            <w:pPr>
+              <w:spacing w:after="0"/>
+              <w:jc w:val="center"/>
+            </w:pPr>
             <w:r>
               <w:rPr>
                 <w:rFonts w:ascii="Calibri" w:hAnsi="Calibri" w:eastAsia="微软雅黑"/>
@@ -1338,7 +1583,7 @@
                 <w:color w:val="F0F7F2"/>
                 <w:sz w:val="26"/>
               </w:rPr>
-              <w:t xml:space="preserve"> 5,200 guilders,</w:t>
+              <w:t>5,200 guilders,</w:t>
             </w:r>
           </w:p>
         </w:tc>
@@ -1346,7 +1591,7 @@
       <w:tr>
         <w:tc>
           <w:tcPr>
-            <w:tcW w:type="dxa" w:w="2635"/>
+            <w:tcW w:type="dxa" w:w="1757"/>
           </w:tcPr>
           <w:p>
             <w:pPr>
@@ -1366,7 +1611,7 @@
         </w:tc>
         <w:tc>
           <w:tcPr>
-            <w:tcW w:type="dxa" w:w="2635"/>
+            <w:tcW w:type="dxa" w:w="1757"/>
           </w:tcPr>
           <w:p>
             <w:pPr>
@@ -1422,7 +1667,7 @@
         </w:tc>
         <w:tc>
           <w:tcPr>
-            <w:tcW w:type="dxa" w:w="2635"/>
+            <w:tcW w:type="dxa" w:w="1757"/>
           </w:tcPr>
           <w:p>
             <w:pPr>
@@ -1442,7 +1687,7 @@
         </w:tc>
         <w:tc>
           <w:tcPr>
-            <w:tcW w:type="dxa" w:w="2635"/>
+            <w:tcW w:type="dxa" w:w="1757"/>
           </w:tcPr>
           <w:p>
             <w:pPr>
@@ -1458,15 +1703,17 @@
               </w:rPr>
               <w:t>仍</w:t>
             </w:r>
-            <w:r>
-              <w:rPr>
-                <w:rFonts w:ascii="Calibri" w:hAnsi="Calibri" w:eastAsia="微软雅黑"/>
-                <w:b w:val="0"/>
-                <w:color w:val="AAC4B6"/>
-                <w:sz w:val="21"/>
-              </w:rPr>
-              <w:t xml:space="preserve"> </w:t>
-            </w:r>
+          </w:p>
+        </w:tc>
+        <w:tc>
+          <w:tcPr>
+            <w:tcW w:type="dxa" w:w="1757"/>
+          </w:tcPr>
+          <w:p>
+            <w:pPr>
+              <w:spacing w:after="0"/>
+              <w:jc w:val="center"/>
+            </w:pPr>
             <w:r>
               <w:rPr>
                 <w:rFonts w:ascii="Calibri" w:hAnsi="Calibri" w:eastAsia="微软雅黑"/>
@@ -1476,15 +1723,17 @@
               </w:rPr>
               <w:t>卖出了</w:t>
             </w:r>
-            <w:r>
-              <w:rPr>
-                <w:rFonts w:ascii="Calibri" w:hAnsi="Calibri" w:eastAsia="微软雅黑"/>
-                <w:b w:val="0"/>
-                <w:color w:val="AAC4B6"/>
-                <w:sz w:val="21"/>
-              </w:rPr>
-              <w:t xml:space="preserve"> </w:t>
-            </w:r>
+          </w:p>
+        </w:tc>
+        <w:tc>
+          <w:tcPr>
+            <w:tcW w:type="dxa" w:w="1757"/>
+          </w:tcPr>
+          <w:p>
+            <w:pPr>
+              <w:spacing w:after="0"/>
+              <w:jc w:val="center"/>
+            </w:pPr>
             <w:r>
               <w:rPr>
                 <w:rFonts w:ascii="Calibri" w:hAnsi="Calibri" w:eastAsia="微软雅黑"/>
@@ -1924,14 +2173,18 @@
         </w:tblBorders>
       </w:tblPr>
       <w:tblGrid>
-        <w:gridCol w:w="3513"/>
-        <w:gridCol w:w="3513"/>
-        <w:gridCol w:w="3513"/>
+        <w:gridCol w:w="1506"/>
+        <w:gridCol w:w="1506"/>
+        <w:gridCol w:w="1506"/>
+        <w:gridCol w:w="1506"/>
+        <w:gridCol w:w="1506"/>
+        <w:gridCol w:w="1506"/>
+        <w:gridCol w:w="1506"/>
       </w:tblGrid>
       <w:tr>
         <w:tc>
           <w:tcPr>
-            <w:tcW w:type="dxa" w:w="3513"/>
+            <w:tcW w:type="dxa" w:w="1506"/>
           </w:tcPr>
           <w:p>
             <w:pPr>
@@ -1945,31 +2198,13 @@
                 <w:color w:val="F0F7F2"/>
                 <w:sz w:val="26"/>
               </w:rPr>
-              <w:t xml:space="preserve">Prices </w:t>
-            </w:r>
-            <w:r>
-              <w:rPr>
-                <w:rFonts w:ascii="Calibri" w:hAnsi="Calibri" w:eastAsia="微软雅黑"/>
-                <w:b/>
-                <w:color w:val="FBBF24"/>
-                <w:sz w:val="26"/>
-              </w:rPr>
-              <w:t>collapsed</w:t>
-            </w:r>
-            <w:r>
-              <w:rPr>
-                <w:rFonts w:ascii="Calibri" w:hAnsi="Calibri" w:eastAsia="微软雅黑"/>
-                <w:b w:val="0"/>
-                <w:color w:val="F0F7F2"/>
-                <w:sz w:val="26"/>
-              </w:rPr>
-              <w:t>,</w:t>
+              <w:t>Prices</w:t>
             </w:r>
           </w:p>
         </w:tc>
         <w:tc>
           <w:tcPr>
-            <w:tcW w:type="dxa" w:w="3513"/>
+            <w:tcW w:type="dxa" w:w="1506"/>
           </w:tcPr>
           <w:p>
             <w:pPr>
@@ -1979,20 +2214,11 @@
             <w:r>
               <w:rPr>
                 <w:rFonts w:ascii="Calibri" w:hAnsi="Calibri" w:eastAsia="微软雅黑"/>
-                <w:b w:val="0"/>
-                <w:color w:val="F0F7F2"/>
+                <w:b/>
+                <w:color w:val="FBBF24"/>
                 <w:sz w:val="26"/>
               </w:rPr>
-              <w:t xml:space="preserve">many buyers </w:t>
-            </w:r>
-            <w:r>
-              <w:rPr>
-                <w:rFonts w:ascii="Calibri" w:hAnsi="Calibri" w:eastAsia="微软雅黑"/>
-                <w:b/>
-                <w:color w:val="38BDF8"/>
-                <w:sz w:val="26"/>
-              </w:rPr>
-              <w:t>defaulted</w:t>
+              <w:t>collapsed</w:t>
             </w:r>
             <w:r>
               <w:rPr>
@@ -2007,7 +2233,7 @@
         </w:tc>
         <w:tc>
           <w:tcPr>
-            <w:tcW w:type="dxa" w:w="3513"/>
+            <w:tcW w:type="dxa" w:w="1506"/>
           </w:tcPr>
           <w:p>
             <w:pPr>
@@ -2021,6 +2247,55 @@
                 <w:color w:val="F0F7F2"/>
                 <w:sz w:val="26"/>
               </w:rPr>
+              <w:t>many buyers</w:t>
+            </w:r>
+          </w:p>
+        </w:tc>
+        <w:tc>
+          <w:tcPr>
+            <w:tcW w:type="dxa" w:w="1506"/>
+          </w:tcPr>
+          <w:p>
+            <w:pPr>
+              <w:spacing w:after="0"/>
+              <w:jc w:val="center"/>
+            </w:pPr>
+            <w:r>
+              <w:rPr>
+                <w:rFonts w:ascii="Calibri" w:hAnsi="Calibri" w:eastAsia="微软雅黑"/>
+                <w:b/>
+                <w:color w:val="38BDF8"/>
+                <w:sz w:val="26"/>
+              </w:rPr>
+              <w:t>defaulted</w:t>
+            </w:r>
+            <w:r>
+              <w:rPr>
+                <w:rFonts w:ascii="Calibri" w:hAnsi="Calibri" w:eastAsia="微软雅黑"/>
+                <w:b w:val="0"/>
+                <w:color w:val="F0F7F2"/>
+                <w:sz w:val="26"/>
+              </w:rPr>
+              <w:t>,</w:t>
+            </w:r>
+          </w:p>
+        </w:tc>
+        <w:tc>
+          <w:tcPr>
+            <w:tcW w:type="dxa" w:w="1506"/>
+          </w:tcPr>
+          <w:p>
+            <w:pPr>
+              <w:spacing w:after="0"/>
+              <w:jc w:val="center"/>
+            </w:pPr>
+            <w:r>
+              <w:rPr>
+                <w:rFonts w:ascii="Calibri" w:hAnsi="Calibri" w:eastAsia="微软雅黑"/>
+                <w:b w:val="0"/>
+                <w:color w:val="F0F7F2"/>
+                <w:sz w:val="26"/>
+              </w:rPr>
               <w:t xml:space="preserve">and </w:t>
             </w:r>
             <w:r>
@@ -2032,6 +2307,17 @@
               </w:rPr>
               <w:t>unsettled</w:t>
             </w:r>
+          </w:p>
+        </w:tc>
+        <w:tc>
+          <w:tcPr>
+            <w:tcW w:type="dxa" w:w="1506"/>
+          </w:tcPr>
+          <w:p>
+            <w:pPr>
+              <w:spacing w:after="0"/>
+              <w:jc w:val="center"/>
+            </w:pPr>
             <w:r>
               <w:rPr>
                 <w:rFonts w:ascii="Calibri" w:hAnsi="Calibri" w:eastAsia="微软雅黑"/>
@@ -2039,8 +2325,19 @@
                 <w:color w:val="F0F7F2"/>
                 <w:sz w:val="26"/>
               </w:rPr>
-              <w:t xml:space="preserve"> contracts </w:t>
-            </w:r>
+              <w:t>contracts</w:t>
+            </w:r>
+          </w:p>
+        </w:tc>
+        <w:tc>
+          <w:tcPr>
+            <w:tcW w:type="dxa" w:w="1506"/>
+          </w:tcPr>
+          <w:p>
+            <w:pPr>
+              <w:spacing w:after="0"/>
+              <w:jc w:val="center"/>
+            </w:pPr>
             <w:r>
               <w:rPr>
                 <w:rFonts w:ascii="Calibri" w:hAnsi="Calibri" w:eastAsia="微软雅黑"/>
@@ -2065,7 +2362,7 @@
       <w:tr>
         <w:tc>
           <w:tcPr>
-            <w:tcW w:type="dxa" w:w="3513"/>
+            <w:tcW w:type="dxa" w:w="1506"/>
           </w:tcPr>
           <w:p>
             <w:pPr>
@@ -2081,38 +2378,11 @@
               </w:rPr>
               <w:t>价格</w:t>
             </w:r>
-            <w:r>
-              <w:rPr>
-                <w:rFonts w:ascii="Calibri" w:hAnsi="Calibri" w:eastAsia="微软雅黑"/>
-                <w:b w:val="0"/>
-                <w:color w:val="AAC4B6"/>
-                <w:sz w:val="21"/>
-              </w:rPr>
-              <w:t xml:space="preserve"> </w:t>
-            </w:r>
-            <w:r>
-              <w:rPr>
-                <w:rFonts w:ascii="Calibri" w:hAnsi="Calibri" w:eastAsia="微软雅黑"/>
-                <w:b/>
-                <w:color w:val="FBBF24"/>
-                <w:sz w:val="21"/>
-              </w:rPr>
-              <w:t>暴跌</w:t>
-            </w:r>
-            <w:r>
-              <w:rPr>
-                <w:rFonts w:ascii="Calibri" w:hAnsi="Calibri" w:eastAsia="微软雅黑"/>
-                <w:b w:val="0"/>
-                <w:color w:val="AAC4B6"/>
-                <w:sz w:val="21"/>
-              </w:rPr>
-              <w:t>，</w:t>
-            </w:r>
           </w:p>
         </w:tc>
         <w:tc>
           <w:tcPr>
-            <w:tcW w:type="dxa" w:w="3513"/>
+            <w:tcW w:type="dxa" w:w="1506"/>
           </w:tcPr>
           <w:p>
             <w:pPr>
@@ -2122,29 +2392,11 @@
             <w:r>
               <w:rPr>
                 <w:rFonts w:ascii="Calibri" w:hAnsi="Calibri" w:eastAsia="微软雅黑"/>
-                <w:b w:val="0"/>
-                <w:color w:val="AAC4B6"/>
+                <w:b/>
+                <w:color w:val="FBBF24"/>
                 <w:sz w:val="21"/>
               </w:rPr>
-              <w:t>大量买家</w:t>
-            </w:r>
-            <w:r>
-              <w:rPr>
-                <w:rFonts w:ascii="Calibri" w:hAnsi="Calibri" w:eastAsia="微软雅黑"/>
-                <w:b w:val="0"/>
-                <w:color w:val="AAC4B6"/>
-                <w:sz w:val="21"/>
-              </w:rPr>
-              <w:t xml:space="preserve"> </w:t>
-            </w:r>
-            <w:r>
-              <w:rPr>
-                <w:rFonts w:ascii="Calibri" w:hAnsi="Calibri" w:eastAsia="微软雅黑"/>
-                <w:b/>
-                <w:color w:val="38BDF8"/>
-                <w:sz w:val="21"/>
-              </w:rPr>
-              <w:t>违约</w:t>
+              <w:t>暴跌</w:t>
             </w:r>
             <w:r>
               <w:rPr>
@@ -2159,7 +2411,7 @@
         </w:tc>
         <w:tc>
           <w:tcPr>
-            <w:tcW w:type="dxa" w:w="3513"/>
+            <w:tcW w:type="dxa" w:w="1506"/>
           </w:tcPr>
           <w:p>
             <w:pPr>
@@ -2169,12 +2421,72 @@
             <w:r>
               <w:rPr>
                 <w:rFonts w:ascii="Calibri" w:hAnsi="Calibri" w:eastAsia="微软雅黑"/>
+                <w:b w:val="0"/>
+                <w:color w:val="AAC4B6"/>
+                <w:sz w:val="21"/>
+              </w:rPr>
+              <w:t>大量买家</w:t>
+            </w:r>
+          </w:p>
+        </w:tc>
+        <w:tc>
+          <w:tcPr>
+            <w:tcW w:type="dxa" w:w="1506"/>
+          </w:tcPr>
+          <w:p>
+            <w:pPr>
+              <w:spacing w:after="0"/>
+              <w:jc w:val="center"/>
+            </w:pPr>
+            <w:r>
+              <w:rPr>
+                <w:rFonts w:ascii="Calibri" w:hAnsi="Calibri" w:eastAsia="微软雅黑"/>
+                <w:b/>
+                <w:color w:val="38BDF8"/>
+                <w:sz w:val="21"/>
+              </w:rPr>
+              <w:t>违约</w:t>
+            </w:r>
+            <w:r>
+              <w:rPr>
+                <w:rFonts w:ascii="Calibri" w:hAnsi="Calibri" w:eastAsia="微软雅黑"/>
+                <w:b w:val="0"/>
+                <w:color w:val="AAC4B6"/>
+                <w:sz w:val="21"/>
+              </w:rPr>
+              <w:t>，</w:t>
+            </w:r>
+          </w:p>
+        </w:tc>
+        <w:tc>
+          <w:tcPr>
+            <w:tcW w:type="dxa" w:w="1506"/>
+          </w:tcPr>
+          <w:p>
+            <w:pPr>
+              <w:spacing w:after="0"/>
+              <w:jc w:val="center"/>
+            </w:pPr>
+            <w:r>
+              <w:rPr>
+                <w:rFonts w:ascii="Calibri" w:hAnsi="Calibri" w:eastAsia="微软雅黑"/>
                 <w:b/>
                 <w:color w:val="F472B6"/>
                 <w:sz w:val="21"/>
               </w:rPr>
               <w:t>未结算的</w:t>
             </w:r>
+          </w:p>
+        </w:tc>
+        <w:tc>
+          <w:tcPr>
+            <w:tcW w:type="dxa" w:w="1506"/>
+          </w:tcPr>
+          <w:p>
+            <w:pPr>
+              <w:spacing w:after="0"/>
+              <w:jc w:val="center"/>
+            </w:pPr>
             <w:r>
               <w:rPr>
                 <w:rFonts w:ascii="Calibri" w:hAnsi="Calibri" w:eastAsia="微软雅黑"/>
@@ -2182,26 +2494,19 @@
                 <w:color w:val="AAC4B6"/>
                 <w:sz w:val="21"/>
               </w:rPr>
-              <w:t xml:space="preserve"> </w:t>
-            </w:r>
-            <w:r>
-              <w:rPr>
-                <w:rFonts w:ascii="Calibri" w:hAnsi="Calibri" w:eastAsia="微软雅黑"/>
-                <w:b w:val="0"/>
-                <w:color w:val="AAC4B6"/>
-                <w:sz w:val="21"/>
-              </w:rPr>
               <w:t>合同</w:t>
             </w:r>
-            <w:r>
-              <w:rPr>
-                <w:rFonts w:ascii="Calibri" w:hAnsi="Calibri" w:eastAsia="微软雅黑"/>
-                <w:b w:val="0"/>
-                <w:color w:val="AAC4B6"/>
-                <w:sz w:val="21"/>
-              </w:rPr>
-              <w:t xml:space="preserve"> </w:t>
-            </w:r>
+          </w:p>
+        </w:tc>
+        <w:tc>
+          <w:tcPr>
+            <w:tcW w:type="dxa" w:w="1506"/>
+          </w:tcPr>
+          <w:p>
+            <w:pPr>
+              <w:spacing w:after="0"/>
+              <w:jc w:val="center"/>
+            </w:pPr>
             <w:r>
               <w:rPr>
                 <w:rFonts w:ascii="Calibri" w:hAnsi="Calibri" w:eastAsia="微软雅黑"/>
@@ -2245,13 +2550,16 @@
         </w:tblBorders>
       </w:tblPr>
       <w:tblGrid>
-        <w:gridCol w:w="5270"/>
-        <w:gridCol w:w="5270"/>
+        <w:gridCol w:w="2108"/>
+        <w:gridCol w:w="2108"/>
+        <w:gridCol w:w="2108"/>
+        <w:gridCol w:w="2108"/>
+        <w:gridCol w:w="2108"/>
       </w:tblGrid>
       <w:tr>
         <w:tc>
           <w:tcPr>
-            <w:tcW w:type="dxa" w:w="5270"/>
+            <w:tcW w:type="dxa" w:w="2108"/>
           </w:tcPr>
           <w:p>
             <w:pPr>
@@ -2265,22 +2573,13 @@
                 <w:color w:val="F0F7F2"/>
                 <w:sz w:val="26"/>
               </w:rPr>
-              <w:t xml:space="preserve">Why the market turned so </w:t>
-            </w:r>
-            <w:r>
-              <w:rPr>
-                <w:rFonts w:ascii="Calibri" w:hAnsi="Calibri" w:eastAsia="微软雅黑"/>
-                <w:b/>
-                <w:color w:val="C4B5FD"/>
-                <w:sz w:val="26"/>
-              </w:rPr>
-              <w:t>swiftly</w:t>
+              <w:t>Why the market</w:t>
             </w:r>
           </w:p>
         </w:tc>
         <w:tc>
           <w:tcPr>
-            <w:tcW w:type="dxa" w:w="5270"/>
+            <w:tcW w:type="dxa" w:w="2108"/>
           </w:tcPr>
           <w:p>
             <w:pPr>
@@ -2294,8 +2593,68 @@
                 <w:color w:val="F0F7F2"/>
                 <w:sz w:val="26"/>
               </w:rPr>
-              <w:t xml:space="preserve">is still </w:t>
-            </w:r>
+              <w:t>turned</w:t>
+            </w:r>
+          </w:p>
+        </w:tc>
+        <w:tc>
+          <w:tcPr>
+            <w:tcW w:type="dxa" w:w="2108"/>
+          </w:tcPr>
+          <w:p>
+            <w:pPr>
+              <w:spacing w:after="0"/>
+              <w:jc w:val="center"/>
+            </w:pPr>
+            <w:r>
+              <w:rPr>
+                <w:rFonts w:ascii="Calibri" w:hAnsi="Calibri" w:eastAsia="微软雅黑"/>
+                <w:b w:val="0"/>
+                <w:color w:val="F0F7F2"/>
+                <w:sz w:val="26"/>
+              </w:rPr>
+              <w:t xml:space="preserve">so </w:t>
+            </w:r>
+            <w:r>
+              <w:rPr>
+                <w:rFonts w:ascii="Calibri" w:hAnsi="Calibri" w:eastAsia="微软雅黑"/>
+                <w:b/>
+                <w:color w:val="C4B5FD"/>
+                <w:sz w:val="26"/>
+              </w:rPr>
+              <w:t>swiftly</w:t>
+            </w:r>
+          </w:p>
+        </w:tc>
+        <w:tc>
+          <w:tcPr>
+            <w:tcW w:type="dxa" w:w="2108"/>
+          </w:tcPr>
+          <w:p>
+            <w:pPr>
+              <w:spacing w:after="0"/>
+              <w:jc w:val="center"/>
+            </w:pPr>
+            <w:r>
+              <w:rPr>
+                <w:rFonts w:ascii="Calibri" w:hAnsi="Calibri" w:eastAsia="微软雅黑"/>
+                <w:b w:val="0"/>
+                <w:color w:val="F0F7F2"/>
+                <w:sz w:val="26"/>
+              </w:rPr>
+              <w:t>is still</w:t>
+            </w:r>
+          </w:p>
+        </w:tc>
+        <w:tc>
+          <w:tcPr>
+            <w:tcW w:type="dxa" w:w="2108"/>
+          </w:tcPr>
+          <w:p>
+            <w:pPr>
+              <w:spacing w:after="0"/>
+              <w:jc w:val="center"/>
+            </w:pPr>
             <w:r>
               <w:rPr>
                 <w:rFonts w:ascii="Calibri" w:hAnsi="Calibri" w:eastAsia="微软雅黑"/>
@@ -2320,7 +2679,7 @@
       <w:tr>
         <w:tc>
           <w:tcPr>
-            <w:tcW w:type="dxa" w:w="5270"/>
+            <w:tcW w:type="dxa" w:w="2108"/>
           </w:tcPr>
           <w:p>
             <w:pPr>
@@ -2334,40 +2693,13 @@
                 <w:color w:val="AAC4B6"/>
                 <w:sz w:val="21"/>
               </w:rPr>
-              <w:t>市场为何转向得如此</w:t>
-            </w:r>
-            <w:r>
-              <w:rPr>
-                <w:rFonts w:ascii="Calibri" w:hAnsi="Calibri" w:eastAsia="微软雅黑"/>
-                <w:b w:val="0"/>
-                <w:color w:val="AAC4B6"/>
-                <w:sz w:val="21"/>
-              </w:rPr>
-              <w:t xml:space="preserve"> </w:t>
-            </w:r>
-            <w:r>
-              <w:rPr>
-                <w:rFonts w:ascii="Calibri" w:hAnsi="Calibri" w:eastAsia="微软雅黑"/>
-                <w:b/>
-                <w:color w:val="C4B5FD"/>
-                <w:sz w:val="21"/>
-              </w:rPr>
-              <w:t>迅速</w:t>
-            </w:r>
-            <w:r>
-              <w:rPr>
-                <w:rFonts w:ascii="Calibri" w:hAnsi="Calibri" w:eastAsia="微软雅黑"/>
-                <w:b w:val="0"/>
-                <w:color w:val="AAC4B6"/>
-                <w:sz w:val="21"/>
-              </w:rPr>
-              <w:t>，</w:t>
+              <w:t>市场为何</w:t>
             </w:r>
           </w:p>
         </w:tc>
         <w:tc>
           <w:tcPr>
-            <w:tcW w:type="dxa" w:w="5270"/>
+            <w:tcW w:type="dxa" w:w="2108"/>
           </w:tcPr>
           <w:p>
             <w:pPr>
@@ -2381,8 +2713,19 @@
                 <w:color w:val="AAC4B6"/>
                 <w:sz w:val="21"/>
               </w:rPr>
-              <w:t>至今仍</w:t>
-            </w:r>
+              <w:t>转向得</w:t>
+            </w:r>
+          </w:p>
+        </w:tc>
+        <w:tc>
+          <w:tcPr>
+            <w:tcW w:type="dxa" w:w="2108"/>
+          </w:tcPr>
+          <w:p>
+            <w:pPr>
+              <w:spacing w:after="0"/>
+              <w:jc w:val="center"/>
+            </w:pPr>
             <w:r>
               <w:rPr>
                 <w:rFonts w:ascii="Calibri" w:hAnsi="Calibri" w:eastAsia="微软雅黑"/>
@@ -2390,8 +2733,66 @@
                 <w:color w:val="AAC4B6"/>
                 <w:sz w:val="21"/>
               </w:rPr>
+              <w:t>如此</w:t>
+            </w:r>
+            <w:r>
+              <w:rPr>
+                <w:rFonts w:ascii="Calibri" w:hAnsi="Calibri" w:eastAsia="微软雅黑"/>
+                <w:b w:val="0"/>
+                <w:color w:val="AAC4B6"/>
+                <w:sz w:val="21"/>
+              </w:rPr>
               <w:t xml:space="preserve"> </w:t>
             </w:r>
+            <w:r>
+              <w:rPr>
+                <w:rFonts w:ascii="Calibri" w:hAnsi="Calibri" w:eastAsia="微软雅黑"/>
+                <w:b/>
+                <w:color w:val="C4B5FD"/>
+                <w:sz w:val="21"/>
+              </w:rPr>
+              <w:t>迅速</w:t>
+            </w:r>
+            <w:r>
+              <w:rPr>
+                <w:rFonts w:ascii="Calibri" w:hAnsi="Calibri" w:eastAsia="微软雅黑"/>
+                <w:b w:val="0"/>
+                <w:color w:val="AAC4B6"/>
+                <w:sz w:val="21"/>
+              </w:rPr>
+              <w:t>，</w:t>
+            </w:r>
+          </w:p>
+        </w:tc>
+        <w:tc>
+          <w:tcPr>
+            <w:tcW w:type="dxa" w:w="2108"/>
+          </w:tcPr>
+          <w:p>
+            <w:pPr>
+              <w:spacing w:after="0"/>
+              <w:jc w:val="center"/>
+            </w:pPr>
+            <w:r>
+              <w:rPr>
+                <w:rFonts w:ascii="Calibri" w:hAnsi="Calibri" w:eastAsia="微软雅黑"/>
+                <w:b w:val="0"/>
+                <w:color w:val="AAC4B6"/>
+                <w:sz w:val="21"/>
+              </w:rPr>
+              <w:t>至今仍</w:t>
+            </w:r>
+          </w:p>
+        </w:tc>
+        <w:tc>
+          <w:tcPr>
+            <w:tcW w:type="dxa" w:w="2108"/>
+          </w:tcPr>
+          <w:p>
+            <w:pPr>
+              <w:spacing w:after="0"/>
+              <w:jc w:val="center"/>
+            </w:pPr>
             <w:r>
               <w:rPr>
                 <w:rFonts w:ascii="Calibri" w:hAnsi="Calibri" w:eastAsia="微软雅黑"/>
@@ -2450,13 +2851,15 @@
         </w:tblBorders>
       </w:tblPr>
       <w:tblGrid>
-        <w:gridCol w:w="5270"/>
-        <w:gridCol w:w="5270"/>
+        <w:gridCol w:w="2635"/>
+        <w:gridCol w:w="2635"/>
+        <w:gridCol w:w="2635"/>
+        <w:gridCol w:w="2635"/>
       </w:tblGrid>
       <w:tr>
         <w:tc>
           <w:tcPr>
-            <w:tcW w:type="dxa" w:w="5270"/>
+            <w:tcW w:type="dxa" w:w="2635"/>
           </w:tcPr>
           <w:p>
             <w:pPr>
@@ -2476,7 +2879,7 @@
         </w:tc>
         <w:tc>
           <w:tcPr>
-            <w:tcW w:type="dxa" w:w="5270"/>
+            <w:tcW w:type="dxa" w:w="2635"/>
           </w:tcPr>
           <w:p>
             <w:pPr>
@@ -2490,8 +2893,39 @@
                 <w:color w:val="F0F7F2"/>
                 <w:sz w:val="26"/>
               </w:rPr>
-              <w:t xml:space="preserve">Charles Mackay, a Scottish </w:t>
-            </w:r>
+              <w:t>Charles Mackay,</w:t>
+            </w:r>
+          </w:p>
+        </w:tc>
+        <w:tc>
+          <w:tcPr>
+            <w:tcW w:type="dxa" w:w="2635"/>
+          </w:tcPr>
+          <w:p>
+            <w:pPr>
+              <w:spacing w:after="0"/>
+              <w:jc w:val="center"/>
+            </w:pPr>
+            <w:r>
+              <w:rPr>
+                <w:rFonts w:ascii="Calibri" w:hAnsi="Calibri" w:eastAsia="微软雅黑"/>
+                <w:b w:val="0"/>
+                <w:color w:val="F0F7F2"/>
+                <w:sz w:val="26"/>
+              </w:rPr>
+              <w:t>a Scottish</w:t>
+            </w:r>
+          </w:p>
+        </w:tc>
+        <w:tc>
+          <w:tcPr>
+            <w:tcW w:type="dxa" w:w="2635"/>
+          </w:tcPr>
+          <w:p>
+            <w:pPr>
+              <w:spacing w:after="0"/>
+              <w:jc w:val="center"/>
+            </w:pPr>
             <w:r>
               <w:rPr>
                 <w:rFonts w:ascii="Calibri" w:hAnsi="Calibri" w:eastAsia="微软雅黑"/>
@@ -2516,7 +2950,7 @@
       <w:tr>
         <w:tc>
           <w:tcPr>
-            <w:tcW w:type="dxa" w:w="5270"/>
+            <w:tcW w:type="dxa" w:w="2635"/>
           </w:tcPr>
           <w:p>
             <w:pPr>
@@ -2536,7 +2970,7 @@
         </w:tc>
         <w:tc>
           <w:tcPr>
-            <w:tcW w:type="dxa" w:w="5270"/>
+            <w:tcW w:type="dxa" w:w="2635"/>
           </w:tcPr>
           <w:p>
             <w:pPr>
@@ -2550,8 +2984,19 @@
                 <w:color w:val="AAC4B6"/>
                 <w:sz w:val="21"/>
               </w:rPr>
-              <w:t>查尔斯·麦凯，一位苏格兰</w:t>
-            </w:r>
+              <w:t>查尔斯·麦凯，</w:t>
+            </w:r>
+          </w:p>
+        </w:tc>
+        <w:tc>
+          <w:tcPr>
+            <w:tcW w:type="dxa" w:w="2635"/>
+          </w:tcPr>
+          <w:p>
+            <w:pPr>
+              <w:spacing w:after="0"/>
+              <w:jc w:val="center"/>
+            </w:pPr>
             <w:r>
               <w:rPr>
                 <w:rFonts w:ascii="Calibri" w:hAnsi="Calibri" w:eastAsia="微软雅黑"/>
@@ -2559,8 +3004,19 @@
                 <w:color w:val="AAC4B6"/>
                 <w:sz w:val="21"/>
               </w:rPr>
-              <w:t xml:space="preserve"> </w:t>
-            </w:r>
+              <w:t>一位苏格兰</w:t>
+            </w:r>
+          </w:p>
+        </w:tc>
+        <w:tc>
+          <w:tcPr>
+            <w:tcW w:type="dxa" w:w="2635"/>
+          </w:tcPr>
+          <w:p>
+            <w:pPr>
+              <w:spacing w:after="0"/>
+              <w:jc w:val="center"/>
+            </w:pPr>
             <w:r>
               <w:rPr>
                 <w:rFonts w:ascii="Calibri" w:hAnsi="Calibri" w:eastAsia="微软雅黑"/>
@@ -2806,12 +3262,13 @@
         </w:tblBorders>
       </w:tblPr>
       <w:tblGrid>
-        <w:gridCol w:w="10540"/>
+        <w:gridCol w:w="5270"/>
+        <w:gridCol w:w="5270"/>
       </w:tblGrid>
       <w:tr>
         <w:tc>
           <w:tcPr>
-            <w:tcW w:type="dxa" w:w="10540"/>
+            <w:tcW w:type="dxa" w:w="5270"/>
           </w:tcPr>
           <w:p>
             <w:pPr>
@@ -2825,7 +3282,27 @@
                 <w:color w:val="F0F7F2"/>
                 <w:sz w:val="26"/>
               </w:rPr>
-              <w:t xml:space="preserve">casting it as national </w:t>
+              <w:t>casting it as</w:t>
+            </w:r>
+          </w:p>
+        </w:tc>
+        <w:tc>
+          <w:tcPr>
+            <w:tcW w:type="dxa" w:w="5270"/>
+          </w:tcPr>
+          <w:p>
+            <w:pPr>
+              <w:spacing w:after="0"/>
+              <w:jc w:val="center"/>
+            </w:pPr>
+            <w:r>
+              <w:rPr>
+                <w:rFonts w:ascii="Calibri" w:hAnsi="Calibri" w:eastAsia="微软雅黑"/>
+                <w:b w:val="0"/>
+                <w:color w:val="F0F7F2"/>
+                <w:sz w:val="26"/>
+              </w:rPr>
+              <w:t xml:space="preserve">national </w:t>
             </w:r>
             <w:r>
               <w:rPr>
@@ -2851,7 +3328,7 @@
       <w:tr>
         <w:tc>
           <w:tcPr>
-            <w:tcW w:type="dxa" w:w="10540"/>
+            <w:tcW w:type="dxa" w:w="5270"/>
           </w:tcPr>
           <w:p>
             <w:pPr>
@@ -2865,7 +3342,27 @@
                 <w:color w:val="AAC4B6"/>
                 <w:sz w:val="21"/>
               </w:rPr>
-              <w:t>将其描绘为一场全国性的</w:t>
+              <w:t>将其描绘为</w:t>
+            </w:r>
+          </w:p>
+        </w:tc>
+        <w:tc>
+          <w:tcPr>
+            <w:tcW w:type="dxa" w:w="5270"/>
+          </w:tcPr>
+          <w:p>
+            <w:pPr>
+              <w:spacing w:after="0"/>
+              <w:jc w:val="center"/>
+            </w:pPr>
+            <w:r>
+              <w:rPr>
+                <w:rFonts w:ascii="Calibri" w:hAnsi="Calibri" w:eastAsia="微软雅黑"/>
+                <w:b w:val="0"/>
+                <w:color w:val="AAC4B6"/>
+                <w:sz w:val="21"/>
+              </w:rPr>
+              <w:t>一场全国性的</w:t>
             </w:r>
             <w:r>
               <w:rPr>
@@ -2935,155 +3432,6 @@
         </w:tblBorders>
       </w:tblPr>
       <w:tblGrid>
-        <w:gridCol w:w="5270"/>
-        <w:gridCol w:w="5270"/>
-      </w:tblGrid>
-      <w:tr>
-        <w:tc>
-          <w:tcPr>
-            <w:tcW w:type="dxa" w:w="5270"/>
-          </w:tcPr>
-          <w:p>
-            <w:pPr>
-              <w:spacing w:after="0"/>
-              <w:jc w:val="center"/>
-            </w:pPr>
-            <w:r>
-              <w:rPr>
-                <w:rFonts w:ascii="Calibri" w:hAnsi="Calibri" w:eastAsia="微软雅黑"/>
-                <w:b w:val="0"/>
-                <w:color w:val="F0F7F2"/>
-                <w:sz w:val="26"/>
-              </w:rPr>
-              <w:t>In his telling,</w:t>
-            </w:r>
-          </w:p>
-        </w:tc>
-        <w:tc>
-          <w:tcPr>
-            <w:tcW w:type="dxa" w:w="5270"/>
-          </w:tcPr>
-          <w:p>
-            <w:pPr>
-              <w:spacing w:after="0"/>
-              <w:jc w:val="center"/>
-            </w:pPr>
-            <w:r>
-              <w:rPr>
-                <w:rFonts w:ascii="Calibri" w:hAnsi="Calibri" w:eastAsia="微软雅黑"/>
-                <w:b w:val="0"/>
-                <w:color w:val="F0F7F2"/>
-                <w:sz w:val="26"/>
-              </w:rPr>
-              <w:t xml:space="preserve">rich and poor </w:t>
-            </w:r>
-            <w:r>
-              <w:rPr>
-                <w:rFonts w:ascii="Calibri" w:hAnsi="Calibri" w:eastAsia="微软雅黑"/>
-                <w:b/>
-                <w:color w:val="BEF264"/>
-                <w:sz w:val="26"/>
-              </w:rPr>
-              <w:t>gambled</w:t>
-            </w:r>
-            <w:r>
-              <w:rPr>
-                <w:rFonts w:ascii="Calibri" w:hAnsi="Calibri" w:eastAsia="微软雅黑"/>
-                <w:b w:val="0"/>
-                <w:color w:val="F0F7F2"/>
-                <w:sz w:val="26"/>
-              </w:rPr>
-              <w:t>,</w:t>
-            </w:r>
-          </w:p>
-        </w:tc>
-      </w:tr>
-      <w:tr>
-        <w:tc>
-          <w:tcPr>
-            <w:tcW w:type="dxa" w:w="5270"/>
-          </w:tcPr>
-          <w:p>
-            <w:pPr>
-              <w:spacing w:after="0"/>
-              <w:jc w:val="center"/>
-            </w:pPr>
-            <w:r>
-              <w:rPr>
-                <w:rFonts w:ascii="Calibri" w:hAnsi="Calibri" w:eastAsia="微软雅黑"/>
-                <w:b w:val="0"/>
-                <w:color w:val="AAC4B6"/>
-                <w:sz w:val="21"/>
-              </w:rPr>
-              <w:t>照他的说法，</w:t>
-            </w:r>
-          </w:p>
-        </w:tc>
-        <w:tc>
-          <w:tcPr>
-            <w:tcW w:type="dxa" w:w="5270"/>
-          </w:tcPr>
-          <w:p>
-            <w:pPr>
-              <w:spacing w:after="0"/>
-              <w:jc w:val="center"/>
-            </w:pPr>
-            <w:r>
-              <w:rPr>
-                <w:rFonts w:ascii="Calibri" w:hAnsi="Calibri" w:eastAsia="微软雅黑"/>
-                <w:b w:val="0"/>
-                <w:color w:val="AAC4B6"/>
-                <w:sz w:val="21"/>
-              </w:rPr>
-              <w:t>富人和穷人都在</w:t>
-            </w:r>
-            <w:r>
-              <w:rPr>
-                <w:rFonts w:ascii="Calibri" w:hAnsi="Calibri" w:eastAsia="微软雅黑"/>
-                <w:b w:val="0"/>
-                <w:color w:val="AAC4B6"/>
-                <w:sz w:val="21"/>
-              </w:rPr>
-              <w:t xml:space="preserve"> </w:t>
-            </w:r>
-            <w:r>
-              <w:rPr>
-                <w:rFonts w:ascii="Calibri" w:hAnsi="Calibri" w:eastAsia="微软雅黑"/>
-                <w:b/>
-                <w:color w:val="BEF264"/>
-                <w:sz w:val="21"/>
-              </w:rPr>
-              <w:t>赌博</w:t>
-            </w:r>
-            <w:r>
-              <w:rPr>
-                <w:rFonts w:ascii="Calibri" w:hAnsi="Calibri" w:eastAsia="微软雅黑"/>
-                <w:b w:val="0"/>
-                <w:color w:val="AAC4B6"/>
-                <w:sz w:val="21"/>
-              </w:rPr>
-              <w:t>，</w:t>
-            </w:r>
-          </w:p>
-        </w:tc>
-      </w:tr>
-    </w:tbl>
-    <w:tbl>
-      <w:tblPr>
-        <w:tblW w:type="auto" w:w="0"/>
-        <w:jc w:val="center"/>
-        <w:tblLayout w:type="autofit"/>
-        <w:tblLook w:firstColumn="1" w:firstRow="1" w:lastColumn="0" w:lastRow="0" w:noHBand="0" w:noVBand="1" w:val="04A0"/>
-        <w:tblBorders>
-          <w:top w:val="nil"/>
-          <w:left w:val="nil"/>
-          <w:bottom w:val="nil"/>
-          <w:right w:val="nil"/>
-          <w:insideH w:val="nil"/>
-          <w:insideV w:val="nil"/>
-        </w:tblBorders>
-      </w:tblPr>
-      <w:tblGrid>
         <w:gridCol w:w="3513"/>
         <w:gridCol w:w="3513"/>
         <w:gridCol w:w="3513"/>
@@ -3105,7 +3453,7 @@
                 <w:color w:val="F0F7F2"/>
                 <w:sz w:val="26"/>
               </w:rPr>
-              <w:t>great merchants</w:t>
+              <w:t>In his telling,</w:t>
             </w:r>
           </w:p>
         </w:tc>
@@ -3125,7 +3473,7 @@
                 <w:color w:val="F0F7F2"/>
                 <w:sz w:val="26"/>
               </w:rPr>
-              <w:t>were reduced almost to begging,</w:t>
+              <w:t>rich and poor</w:t>
             </w:r>
           </w:p>
         </w:tc>
@@ -3141,47 +3489,20 @@
             <w:r>
               <w:rPr>
                 <w:rFonts w:ascii="Calibri" w:hAnsi="Calibri" w:eastAsia="微软雅黑"/>
+                <w:b/>
+                <w:color w:val="BEF264"/>
+                <w:sz w:val="26"/>
+              </w:rPr>
+              <w:t>gambled</w:t>
+            </w:r>
+            <w:r>
+              <w:rPr>
+                <w:rFonts w:ascii="Calibri" w:hAnsi="Calibri" w:eastAsia="微软雅黑"/>
                 <w:b w:val="0"/>
                 <w:color w:val="F0F7F2"/>
                 <w:sz w:val="26"/>
               </w:rPr>
-              <w:t xml:space="preserve">and Dutch </w:t>
-            </w:r>
-            <w:r>
-              <w:rPr>
-                <w:rFonts w:ascii="Calibri" w:hAnsi="Calibri" w:eastAsia="微软雅黑"/>
-                <w:b/>
-                <w:color w:val="C4B5FD"/>
-                <w:sz w:val="26"/>
-              </w:rPr>
-              <w:t>commerce</w:t>
-            </w:r>
-            <w:r>
-              <w:rPr>
-                <w:rFonts w:ascii="Calibri" w:hAnsi="Calibri" w:eastAsia="微软雅黑"/>
-                <w:b w:val="0"/>
-                <w:color w:val="F0F7F2"/>
-                <w:sz w:val="26"/>
-              </w:rPr>
-              <w:t xml:space="preserve"> </w:t>
-            </w:r>
-            <w:r>
-              <w:rPr>
-                <w:rFonts w:ascii="Calibri" w:hAnsi="Calibri" w:eastAsia="微软雅黑"/>
-                <w:b/>
-                <w:color w:val="FB923C"/>
-                <w:sz w:val="26"/>
-              </w:rPr>
-              <w:t>reeled</w:t>
-            </w:r>
-            <w:r>
-              <w:rPr>
-                <w:rFonts w:ascii="Calibri" w:hAnsi="Calibri" w:eastAsia="微软雅黑"/>
-                <w:b w:val="0"/>
-                <w:color w:val="F0F7F2"/>
-                <w:sz w:val="26"/>
-              </w:rPr>
-              <w:t>.</w:t>
+              <w:t>,</w:t>
             </w:r>
           </w:p>
         </w:tc>
@@ -3203,7 +3524,7 @@
                 <w:color w:val="AAC4B6"/>
                 <w:sz w:val="21"/>
               </w:rPr>
-              <w:t>大商人</w:t>
+              <w:t>照他的说法，</w:t>
             </w:r>
           </w:p>
         </w:tc>
@@ -3223,7 +3544,7 @@
                 <w:color w:val="AAC4B6"/>
                 <w:sz w:val="21"/>
               </w:rPr>
-              <w:t>几乎沦落到去乞讨，</w:t>
+              <w:t>富人和穷人</w:t>
             </w:r>
           </w:p>
         </w:tc>
@@ -3243,7 +3564,7 @@
                 <w:color w:val="AAC4B6"/>
                 <w:sz w:val="21"/>
               </w:rPr>
-              <w:t>荷兰</w:t>
+              <w:t>都在</w:t>
             </w:r>
             <w:r>
               <w:rPr>
@@ -3258,10 +3579,10 @@
               <w:rPr>
                 <w:rFonts w:ascii="Calibri" w:hAnsi="Calibri" w:eastAsia="微软雅黑"/>
                 <w:b/>
-                <w:color w:val="C4B5FD"/>
+                <w:color w:val="BEF264"/>
                 <w:sz w:val="21"/>
               </w:rPr>
-              <w:t>商业</w:t>
+              <w:t>赌博</w:t>
             </w:r>
             <w:r>
               <w:rPr>
@@ -3270,8 +3591,276 @@
                 <w:color w:val="AAC4B6"/>
                 <w:sz w:val="21"/>
               </w:rPr>
-              <w:t xml:space="preserve"> </w:t>
-            </w:r>
+              <w:t>，</w:t>
+            </w:r>
+          </w:p>
+        </w:tc>
+      </w:tr>
+    </w:tbl>
+    <w:tbl>
+      <w:tblPr>
+        <w:tblW w:type="auto" w:w="0"/>
+        <w:jc w:val="center"/>
+        <w:tblLayout w:type="autofit"/>
+        <w:tblLook w:firstColumn="1" w:firstRow="1" w:lastColumn="0" w:lastRow="0" w:noHBand="0" w:noVBand="1" w:val="04A0"/>
+        <w:tblBorders>
+          <w:top w:val="nil"/>
+          <w:left w:val="nil"/>
+          <w:bottom w:val="nil"/>
+          <w:right w:val="nil"/>
+          <w:insideH w:val="nil"/>
+          <w:insideV w:val="nil"/>
+        </w:tblBorders>
+      </w:tblPr>
+      <w:tblGrid>
+        <w:gridCol w:w="1757"/>
+        <w:gridCol w:w="1757"/>
+        <w:gridCol w:w="1757"/>
+        <w:gridCol w:w="1757"/>
+        <w:gridCol w:w="1757"/>
+        <w:gridCol w:w="1757"/>
+      </w:tblGrid>
+      <w:tr>
+        <w:tc>
+          <w:tcPr>
+            <w:tcW w:type="dxa" w:w="1757"/>
+          </w:tcPr>
+          <w:p>
+            <w:pPr>
+              <w:spacing w:after="0"/>
+              <w:jc w:val="center"/>
+            </w:pPr>
+            <w:r>
+              <w:rPr>
+                <w:rFonts w:ascii="Calibri" w:hAnsi="Calibri" w:eastAsia="微软雅黑"/>
+                <w:b w:val="0"/>
+                <w:color w:val="F0F7F2"/>
+                <w:sz w:val="26"/>
+              </w:rPr>
+              <w:t>great merchants</w:t>
+            </w:r>
+          </w:p>
+        </w:tc>
+        <w:tc>
+          <w:tcPr>
+            <w:tcW w:type="dxa" w:w="1757"/>
+          </w:tcPr>
+          <w:p>
+            <w:pPr>
+              <w:spacing w:after="0"/>
+              <w:jc w:val="center"/>
+            </w:pPr>
+            <w:r>
+              <w:rPr>
+                <w:rFonts w:ascii="Calibri" w:hAnsi="Calibri" w:eastAsia="微软雅黑"/>
+                <w:b w:val="0"/>
+                <w:color w:val="F0F7F2"/>
+                <w:sz w:val="26"/>
+              </w:rPr>
+              <w:t>were reduced almost to</w:t>
+            </w:r>
+          </w:p>
+        </w:tc>
+        <w:tc>
+          <w:tcPr>
+            <w:tcW w:type="dxa" w:w="1757"/>
+          </w:tcPr>
+          <w:p>
+            <w:pPr>
+              <w:spacing w:after="0"/>
+              <w:jc w:val="center"/>
+            </w:pPr>
+            <w:r>
+              <w:rPr>
+                <w:rFonts w:ascii="Calibri" w:hAnsi="Calibri" w:eastAsia="微软雅黑"/>
+                <w:b w:val="0"/>
+                <w:color w:val="F0F7F2"/>
+                <w:sz w:val="26"/>
+              </w:rPr>
+              <w:t>begging,</w:t>
+            </w:r>
+          </w:p>
+        </w:tc>
+        <w:tc>
+          <w:tcPr>
+            <w:tcW w:type="dxa" w:w="1757"/>
+          </w:tcPr>
+          <w:p>
+            <w:pPr>
+              <w:spacing w:after="0"/>
+              <w:jc w:val="center"/>
+            </w:pPr>
+            <w:r>
+              <w:rPr>
+                <w:rFonts w:ascii="Calibri" w:hAnsi="Calibri" w:eastAsia="微软雅黑"/>
+                <w:b w:val="0"/>
+                <w:color w:val="F0F7F2"/>
+                <w:sz w:val="26"/>
+              </w:rPr>
+              <w:t>and Dutch</w:t>
+            </w:r>
+          </w:p>
+        </w:tc>
+        <w:tc>
+          <w:tcPr>
+            <w:tcW w:type="dxa" w:w="1757"/>
+          </w:tcPr>
+          <w:p>
+            <w:pPr>
+              <w:spacing w:after="0"/>
+              <w:jc w:val="center"/>
+            </w:pPr>
+            <w:r>
+              <w:rPr>
+                <w:rFonts w:ascii="Calibri" w:hAnsi="Calibri" w:eastAsia="微软雅黑"/>
+                <w:b/>
+                <w:color w:val="C4B5FD"/>
+                <w:sz w:val="26"/>
+              </w:rPr>
+              <w:t>commerce</w:t>
+            </w:r>
+          </w:p>
+        </w:tc>
+        <w:tc>
+          <w:tcPr>
+            <w:tcW w:type="dxa" w:w="1757"/>
+          </w:tcPr>
+          <w:p>
+            <w:pPr>
+              <w:spacing w:after="0"/>
+              <w:jc w:val="center"/>
+            </w:pPr>
+            <w:r>
+              <w:rPr>
+                <w:rFonts w:ascii="Calibri" w:hAnsi="Calibri" w:eastAsia="微软雅黑"/>
+                <w:b/>
+                <w:color w:val="FB923C"/>
+                <w:sz w:val="26"/>
+              </w:rPr>
+              <w:t>reeled</w:t>
+            </w:r>
+            <w:r>
+              <w:rPr>
+                <w:rFonts w:ascii="Calibri" w:hAnsi="Calibri" w:eastAsia="微软雅黑"/>
+                <w:b w:val="0"/>
+                <w:color w:val="F0F7F2"/>
+                <w:sz w:val="26"/>
+              </w:rPr>
+              <w:t>.</w:t>
+            </w:r>
+          </w:p>
+        </w:tc>
+      </w:tr>
+      <w:tr>
+        <w:tc>
+          <w:tcPr>
+            <w:tcW w:type="dxa" w:w="1757"/>
+          </w:tcPr>
+          <w:p>
+            <w:pPr>
+              <w:spacing w:after="0"/>
+              <w:jc w:val="center"/>
+            </w:pPr>
+            <w:r>
+              <w:rPr>
+                <w:rFonts w:ascii="Calibri" w:hAnsi="Calibri" w:eastAsia="微软雅黑"/>
+                <w:b w:val="0"/>
+                <w:color w:val="AAC4B6"/>
+                <w:sz w:val="21"/>
+              </w:rPr>
+              <w:t>大商人</w:t>
+            </w:r>
+          </w:p>
+        </w:tc>
+        <w:tc>
+          <w:tcPr>
+            <w:tcW w:type="dxa" w:w="1757"/>
+          </w:tcPr>
+          <w:p>
+            <w:pPr>
+              <w:spacing w:after="0"/>
+              <w:jc w:val="center"/>
+            </w:pPr>
+            <w:r>
+              <w:rPr>
+                <w:rFonts w:ascii="Calibri" w:hAnsi="Calibri" w:eastAsia="微软雅黑"/>
+                <w:b w:val="0"/>
+                <w:color w:val="AAC4B6"/>
+                <w:sz w:val="21"/>
+              </w:rPr>
+              <w:t>几乎沦落到</w:t>
+            </w:r>
+          </w:p>
+        </w:tc>
+        <w:tc>
+          <w:tcPr>
+            <w:tcW w:type="dxa" w:w="1757"/>
+          </w:tcPr>
+          <w:p>
+            <w:pPr>
+              <w:spacing w:after="0"/>
+              <w:jc w:val="center"/>
+            </w:pPr>
+            <w:r>
+              <w:rPr>
+                <w:rFonts w:ascii="Calibri" w:hAnsi="Calibri" w:eastAsia="微软雅黑"/>
+                <w:b w:val="0"/>
+                <w:color w:val="AAC4B6"/>
+                <w:sz w:val="21"/>
+              </w:rPr>
+              <w:t>去乞讨，</w:t>
+            </w:r>
+          </w:p>
+        </w:tc>
+        <w:tc>
+          <w:tcPr>
+            <w:tcW w:type="dxa" w:w="1757"/>
+          </w:tcPr>
+          <w:p>
+            <w:pPr>
+              <w:spacing w:after="0"/>
+              <w:jc w:val="center"/>
+            </w:pPr>
+            <w:r>
+              <w:rPr>
+                <w:rFonts w:ascii="Calibri" w:hAnsi="Calibri" w:eastAsia="微软雅黑"/>
+                <w:b w:val="0"/>
+                <w:color w:val="AAC4B6"/>
+                <w:sz w:val="21"/>
+              </w:rPr>
+              <w:t>荷兰</w:t>
+            </w:r>
+          </w:p>
+        </w:tc>
+        <w:tc>
+          <w:tcPr>
+            <w:tcW w:type="dxa" w:w="1757"/>
+          </w:tcPr>
+          <w:p>
+            <w:pPr>
+              <w:spacing w:after="0"/>
+              <w:jc w:val="center"/>
+            </w:pPr>
+            <w:r>
+              <w:rPr>
+                <w:rFonts w:ascii="Calibri" w:hAnsi="Calibri" w:eastAsia="微软雅黑"/>
+                <w:b/>
+                <w:color w:val="C4B5FD"/>
+                <w:sz w:val="21"/>
+              </w:rPr>
+              <w:t>商业</w:t>
+            </w:r>
+          </w:p>
+        </w:tc>
+        <w:tc>
+          <w:tcPr>
+            <w:tcW w:type="dxa" w:w="1757"/>
+          </w:tcPr>
+          <w:p>
+            <w:pPr>
+              <w:spacing w:after="0"/>
+              <w:jc w:val="center"/>
+            </w:pPr>
             <w:r>
               <w:rPr>
                 <w:rFonts w:ascii="Calibri" w:hAnsi="Calibri" w:eastAsia="微软雅黑"/>
@@ -3349,14 +3938,16 @@
         </w:tblBorders>
       </w:tblPr>
       <w:tblGrid>
-        <w:gridCol w:w="3513"/>
-        <w:gridCol w:w="3513"/>
-        <w:gridCol w:w="3513"/>
+        <w:gridCol w:w="2108"/>
+        <w:gridCol w:w="2108"/>
+        <w:gridCol w:w="2108"/>
+        <w:gridCol w:w="2108"/>
+        <w:gridCol w:w="2108"/>
       </w:tblGrid>
       <w:tr>
         <w:tc>
           <w:tcPr>
-            <w:tcW w:type="dxa" w:w="3513"/>
+            <w:tcW w:type="dxa" w:w="2108"/>
           </w:tcPr>
           <w:p>
             <w:pPr>
@@ -3370,31 +3961,13 @@
                 <w:color w:val="F0F7F2"/>
                 <w:sz w:val="26"/>
               </w:rPr>
-              <w:t xml:space="preserve">His </w:t>
-            </w:r>
-            <w:r>
-              <w:rPr>
-                <w:rFonts w:ascii="Calibri" w:hAnsi="Calibri" w:eastAsia="微软雅黑"/>
-                <w:b/>
-                <w:color w:val="5EEAD4"/>
-                <w:sz w:val="26"/>
-              </w:rPr>
-              <w:t>vivid</w:t>
-            </w:r>
-            <w:r>
-              <w:rPr>
-                <w:rFonts w:ascii="Calibri" w:hAnsi="Calibri" w:eastAsia="微软雅黑"/>
-                <w:b w:val="0"/>
-                <w:color w:val="F0F7F2"/>
-                <w:sz w:val="26"/>
-              </w:rPr>
-              <w:t xml:space="preserve"> account</w:t>
+              <w:t>His</w:t>
             </w:r>
           </w:p>
         </w:tc>
         <w:tc>
           <w:tcPr>
-            <w:tcW w:type="dxa" w:w="3513"/>
+            <w:tcW w:type="dxa" w:w="2108"/>
           </w:tcPr>
           <w:p>
             <w:pPr>
@@ -3404,26 +3977,17 @@
             <w:r>
               <w:rPr>
                 <w:rFonts w:ascii="Calibri" w:hAnsi="Calibri" w:eastAsia="微软雅黑"/>
-                <w:b w:val="0"/>
-                <w:color w:val="F0F7F2"/>
+                <w:b/>
+                <w:color w:val="5EEAD4"/>
                 <w:sz w:val="26"/>
               </w:rPr>
-              <w:t xml:space="preserve">made tulip </w:t>
-            </w:r>
-            <w:r>
-              <w:rPr>
-                <w:rFonts w:ascii="Calibri" w:hAnsi="Calibri" w:eastAsia="微软雅黑"/>
-                <w:b/>
-                <w:color w:val="FCA5A5"/>
-                <w:sz w:val="26"/>
-              </w:rPr>
-              <w:t>mania</w:t>
+              <w:t>vivid</w:t>
             </w:r>
           </w:p>
         </w:tc>
         <w:tc>
           <w:tcPr>
-            <w:tcW w:type="dxa" w:w="3513"/>
+            <w:tcW w:type="dxa" w:w="2108"/>
           </w:tcPr>
           <w:p>
             <w:pPr>
@@ -3433,6 +3997,55 @@
             <w:r>
               <w:rPr>
                 <w:rFonts w:ascii="Calibri" w:hAnsi="Calibri" w:eastAsia="微软雅黑"/>
+                <w:b w:val="0"/>
+                <w:color w:val="F0F7F2"/>
+                <w:sz w:val="26"/>
+              </w:rPr>
+              <w:t>account</w:t>
+            </w:r>
+          </w:p>
+        </w:tc>
+        <w:tc>
+          <w:tcPr>
+            <w:tcW w:type="dxa" w:w="2108"/>
+          </w:tcPr>
+          <w:p>
+            <w:pPr>
+              <w:spacing w:after="0"/>
+              <w:jc w:val="center"/>
+            </w:pPr>
+            <w:r>
+              <w:rPr>
+                <w:rFonts w:ascii="Calibri" w:hAnsi="Calibri" w:eastAsia="微软雅黑"/>
+                <w:b w:val="0"/>
+                <w:color w:val="F0F7F2"/>
+                <w:sz w:val="26"/>
+              </w:rPr>
+              <w:t xml:space="preserve">made tulip </w:t>
+            </w:r>
+            <w:r>
+              <w:rPr>
+                <w:rFonts w:ascii="Calibri" w:hAnsi="Calibri" w:eastAsia="微软雅黑"/>
+                <w:b/>
+                <w:color w:val="FCA5A5"/>
+                <w:sz w:val="26"/>
+              </w:rPr>
+              <w:t>mania</w:t>
+            </w:r>
+          </w:p>
+        </w:tc>
+        <w:tc>
+          <w:tcPr>
+            <w:tcW w:type="dxa" w:w="2108"/>
+          </w:tcPr>
+          <w:p>
+            <w:pPr>
+              <w:spacing w:after="0"/>
+              <w:jc w:val="center"/>
+            </w:pPr>
+            <w:r>
+              <w:rPr>
+                <w:rFonts w:ascii="Calibri" w:hAnsi="Calibri" w:eastAsia="微软雅黑"/>
                 <w:b/>
                 <w:color w:val="FBBF24"/>
                 <w:sz w:val="26"/>
@@ -3463,7 +4076,7 @@
       <w:tr>
         <w:tc>
           <w:tcPr>
-            <w:tcW w:type="dxa" w:w="3513"/>
+            <w:tcW w:type="dxa" w:w="2108"/>
           </w:tcPr>
           <w:p>
             <w:pPr>
@@ -3479,47 +4092,11 @@
               </w:rPr>
               <w:t>他</w:t>
             </w:r>
-            <w:r>
-              <w:rPr>
-                <w:rFonts w:ascii="Calibri" w:hAnsi="Calibri" w:eastAsia="微软雅黑"/>
-                <w:b w:val="0"/>
-                <w:color w:val="AAC4B6"/>
-                <w:sz w:val="21"/>
-              </w:rPr>
-              <w:t xml:space="preserve"> </w:t>
-            </w:r>
-            <w:r>
-              <w:rPr>
-                <w:rFonts w:ascii="Calibri" w:hAnsi="Calibri" w:eastAsia="微软雅黑"/>
-                <w:b/>
-                <w:color w:val="5EEAD4"/>
-                <w:sz w:val="21"/>
-              </w:rPr>
-              <w:t>生动的</w:t>
-            </w:r>
-            <w:r>
-              <w:rPr>
-                <w:rFonts w:ascii="Calibri" w:hAnsi="Calibri" w:eastAsia="微软雅黑"/>
-                <w:b w:val="0"/>
-                <w:color w:val="AAC4B6"/>
-                <w:sz w:val="21"/>
-              </w:rPr>
-              <w:t xml:space="preserve"> </w:t>
-            </w:r>
-            <w:r>
-              <w:rPr>
-                <w:rFonts w:ascii="Calibri" w:hAnsi="Calibri" w:eastAsia="微软雅黑"/>
-                <w:b w:val="0"/>
-                <w:color w:val="AAC4B6"/>
-                <w:sz w:val="21"/>
-              </w:rPr>
-              <w:t>描述，</w:t>
-            </w:r>
           </w:p>
         </w:tc>
         <w:tc>
           <w:tcPr>
-            <w:tcW w:type="dxa" w:w="3513"/>
+            <w:tcW w:type="dxa" w:w="2108"/>
           </w:tcPr>
           <w:p>
             <w:pPr>
@@ -3529,53 +4106,93 @@
             <w:r>
               <w:rPr>
                 <w:rFonts w:ascii="Calibri" w:hAnsi="Calibri" w:eastAsia="微软雅黑"/>
-                <w:b w:val="0"/>
-                <w:color w:val="AAC4B6"/>
+                <w:b/>
+                <w:color w:val="5EEAD4"/>
                 <w:sz w:val="21"/>
               </w:rPr>
-              <w:t>让郁金香</w:t>
-            </w:r>
-            <w:r>
-              <w:rPr>
-                <w:rFonts w:ascii="Calibri" w:hAnsi="Calibri" w:eastAsia="微软雅黑"/>
-                <w:b w:val="0"/>
-                <w:color w:val="AAC4B6"/>
-                <w:sz w:val="21"/>
-              </w:rPr>
-              <w:t xml:space="preserve"> </w:t>
-            </w:r>
-            <w:r>
-              <w:rPr>
-                <w:rFonts w:ascii="Calibri" w:hAnsi="Calibri" w:eastAsia="微软雅黑"/>
-                <w:b/>
-                <w:color w:val="FCA5A5"/>
-                <w:sz w:val="21"/>
-              </w:rPr>
-              <w:t>狂热</w:t>
-            </w:r>
-            <w:r>
-              <w:rPr>
-                <w:rFonts w:ascii="Calibri" w:hAnsi="Calibri" w:eastAsia="微软雅黑"/>
-                <w:b w:val="0"/>
-                <w:color w:val="AAC4B6"/>
-                <w:sz w:val="21"/>
-              </w:rPr>
-              <w:t xml:space="preserve"> </w:t>
-            </w:r>
-            <w:r>
-              <w:rPr>
-                <w:rFonts w:ascii="Calibri" w:hAnsi="Calibri" w:eastAsia="微软雅黑"/>
-                <w:b w:val="0"/>
-                <w:color w:val="AAC4B6"/>
-                <w:sz w:val="21"/>
-              </w:rPr>
-              <w:t>成了</w:t>
+              <w:t>生动的</w:t>
             </w:r>
           </w:p>
         </w:tc>
         <w:tc>
           <w:tcPr>
-            <w:tcW w:type="dxa" w:w="3513"/>
+            <w:tcW w:type="dxa" w:w="2108"/>
+          </w:tcPr>
+          <w:p>
+            <w:pPr>
+              <w:spacing w:after="0"/>
+              <w:jc w:val="center"/>
+            </w:pPr>
+            <w:r>
+              <w:rPr>
+                <w:rFonts w:ascii="Calibri" w:hAnsi="Calibri" w:eastAsia="微软雅黑"/>
+                <w:b w:val="0"/>
+                <w:color w:val="AAC4B6"/>
+                <w:sz w:val="21"/>
+              </w:rPr>
+              <w:t>描述，</w:t>
+            </w:r>
+          </w:p>
+        </w:tc>
+        <w:tc>
+          <w:tcPr>
+            <w:tcW w:type="dxa" w:w="2108"/>
+          </w:tcPr>
+          <w:p>
+            <w:pPr>
+              <w:spacing w:after="0"/>
+              <w:jc w:val="center"/>
+            </w:pPr>
+            <w:r>
+              <w:rPr>
+                <w:rFonts w:ascii="Calibri" w:hAnsi="Calibri" w:eastAsia="微软雅黑"/>
+                <w:b w:val="0"/>
+                <w:color w:val="AAC4B6"/>
+                <w:sz w:val="21"/>
+              </w:rPr>
+              <w:t>让郁金香</w:t>
+            </w:r>
+            <w:r>
+              <w:rPr>
+                <w:rFonts w:ascii="Calibri" w:hAnsi="Calibri" w:eastAsia="微软雅黑"/>
+                <w:b w:val="0"/>
+                <w:color w:val="AAC4B6"/>
+                <w:sz w:val="21"/>
+              </w:rPr>
+              <w:t xml:space="preserve"> </w:t>
+            </w:r>
+            <w:r>
+              <w:rPr>
+                <w:rFonts w:ascii="Calibri" w:hAnsi="Calibri" w:eastAsia="微软雅黑"/>
+                <w:b/>
+                <w:color w:val="FCA5A5"/>
+                <w:sz w:val="21"/>
+              </w:rPr>
+              <w:t>狂热</w:t>
+            </w:r>
+            <w:r>
+              <w:rPr>
+                <w:rFonts w:ascii="Calibri" w:hAnsi="Calibri" w:eastAsia="微软雅黑"/>
+                <w:b w:val="0"/>
+                <w:color w:val="AAC4B6"/>
+                <w:sz w:val="21"/>
+              </w:rPr>
+              <w:t xml:space="preserve"> </w:t>
+            </w:r>
+            <w:r>
+              <w:rPr>
+                <w:rFonts w:ascii="Calibri" w:hAnsi="Calibri" w:eastAsia="微软雅黑"/>
+                <w:b w:val="0"/>
+                <w:color w:val="AAC4B6"/>
+                <w:sz w:val="21"/>
+              </w:rPr>
+              <w:t>成了</w:t>
+            </w:r>
+          </w:p>
+        </w:tc>
+        <w:tc>
+          <w:tcPr>
+            <w:tcW w:type="dxa" w:w="2108"/>
           </w:tcPr>
           <w:p>
             <w:pPr>
@@ -4218,12 +4835,14 @@
         </w:tblBorders>
       </w:tblPr>
       <w:tblGrid>
-        <w:gridCol w:w="10540"/>
+        <w:gridCol w:w="3513"/>
+        <w:gridCol w:w="3513"/>
+        <w:gridCol w:w="3513"/>
       </w:tblGrid>
       <w:tr>
         <w:tc>
           <w:tcPr>
-            <w:tcW w:type="dxa" w:w="10540"/>
+            <w:tcW w:type="dxa" w:w="3513"/>
           </w:tcPr>
           <w:p>
             <w:pPr>
@@ -4237,8 +4856,19 @@
                 <w:color w:val="F0F7F2"/>
                 <w:sz w:val="26"/>
               </w:rPr>
-              <w:t xml:space="preserve">that </w:t>
-            </w:r>
+              <w:t>that</w:t>
+            </w:r>
+          </w:p>
+        </w:tc>
+        <w:tc>
+          <w:tcPr>
+            <w:tcW w:type="dxa" w:w="3513"/>
+          </w:tcPr>
+          <w:p>
+            <w:pPr>
+              <w:spacing w:after="0"/>
+              <w:jc w:val="center"/>
+            </w:pPr>
             <w:r>
               <w:rPr>
                 <w:rFonts w:ascii="Calibri" w:hAnsi="Calibri" w:eastAsia="微软雅黑"/>
@@ -4266,15 +4896,17 @@
               </w:rPr>
               <w:t>against</w:t>
             </w:r>
-            <w:r>
-              <w:rPr>
-                <w:rFonts w:ascii="Calibri" w:hAnsi="Calibri" w:eastAsia="微软雅黑"/>
-                <w:b w:val="0"/>
-                <w:color w:val="F0F7F2"/>
-                <w:sz w:val="26"/>
-              </w:rPr>
-              <w:t xml:space="preserve"> </w:t>
-            </w:r>
+          </w:p>
+        </w:tc>
+        <w:tc>
+          <w:tcPr>
+            <w:tcW w:type="dxa" w:w="3513"/>
+          </w:tcPr>
+          <w:p>
+            <w:pPr>
+              <w:spacing w:after="0"/>
+              <w:jc w:val="center"/>
+            </w:pPr>
             <w:r>
               <w:rPr>
                 <w:rFonts w:ascii="Calibri" w:hAnsi="Calibri" w:eastAsia="微软雅黑"/>
@@ -4299,7 +4931,7 @@
       <w:tr>
         <w:tc>
           <w:tcPr>
-            <w:tcW w:type="dxa" w:w="10540"/>
+            <w:tcW w:type="dxa" w:w="3513"/>
           </w:tcPr>
           <w:p>
             <w:pPr>
@@ -4315,15 +4947,17 @@
               </w:rPr>
               <w:t>这些小册子</w:t>
             </w:r>
-            <w:r>
-              <w:rPr>
-                <w:rFonts w:ascii="Calibri" w:hAnsi="Calibri" w:eastAsia="微软雅黑"/>
-                <w:b w:val="0"/>
-                <w:color w:val="AAC4B6"/>
-                <w:sz w:val="21"/>
-              </w:rPr>
-              <w:t xml:space="preserve"> </w:t>
-            </w:r>
+          </w:p>
+        </w:tc>
+        <w:tc>
+          <w:tcPr>
+            <w:tcW w:type="dxa" w:w="3513"/>
+          </w:tcPr>
+          <w:p>
+            <w:pPr>
+              <w:spacing w:after="0"/>
+              <w:jc w:val="center"/>
+            </w:pPr>
             <w:r>
               <w:rPr>
                 <w:rFonts w:ascii="Calibri" w:hAnsi="Calibri" w:eastAsia="微软雅黑"/>
@@ -4333,15 +4967,17 @@
               </w:rPr>
               <w:t>宣传反对</w:t>
             </w:r>
-            <w:r>
-              <w:rPr>
-                <w:rFonts w:ascii="Calibri" w:hAnsi="Calibri" w:eastAsia="微软雅黑"/>
-                <w:b w:val="0"/>
-                <w:color w:val="AAC4B6"/>
-                <w:sz w:val="21"/>
-              </w:rPr>
-              <w:t xml:space="preserve"> </w:t>
-            </w:r>
+          </w:p>
+        </w:tc>
+        <w:tc>
+          <w:tcPr>
+            <w:tcW w:type="dxa" w:w="3513"/>
+          </w:tcPr>
+          <w:p>
+            <w:pPr>
+              <w:spacing w:after="0"/>
+              <w:jc w:val="center"/>
+            </w:pPr>
             <w:r>
               <w:rPr>
                 <w:rFonts w:ascii="Calibri" w:hAnsi="Calibri" w:eastAsia="微软雅黑"/>
@@ -4518,14 +5154,17 @@
         </w:tblBorders>
       </w:tblPr>
       <w:tblGrid>
-        <w:gridCol w:w="3513"/>
-        <w:gridCol w:w="3513"/>
-        <w:gridCol w:w="3513"/>
+        <w:gridCol w:w="1757"/>
+        <w:gridCol w:w="1757"/>
+        <w:gridCol w:w="1757"/>
+        <w:gridCol w:w="1757"/>
+        <w:gridCol w:w="1757"/>
+        <w:gridCol w:w="1757"/>
       </w:tblGrid>
       <w:tr>
         <w:tc>
           <w:tcPr>
-            <w:tcW w:type="dxa" w:w="3513"/>
+            <w:tcW w:type="dxa" w:w="1757"/>
           </w:tcPr>
           <w:p>
             <w:pPr>
@@ -4541,20 +5180,11 @@
               </w:rPr>
               <w:t>scoured</w:t>
             </w:r>
-            <w:r>
-              <w:rPr>
-                <w:rFonts w:ascii="Calibri" w:hAnsi="Calibri" w:eastAsia="微软雅黑"/>
-                <w:b w:val="0"/>
-                <w:color w:val="F0F7F2"/>
-                <w:sz w:val="26"/>
-              </w:rPr>
-              <w:t xml:space="preserve"> Dutch records</w:t>
-            </w:r>
           </w:p>
         </w:tc>
         <w:tc>
           <w:tcPr>
-            <w:tcW w:type="dxa" w:w="3513"/>
+            <w:tcW w:type="dxa" w:w="1757"/>
           </w:tcPr>
           <w:p>
             <w:pPr>
@@ -4568,13 +5198,13 @@
                 <w:color w:val="F0F7F2"/>
                 <w:sz w:val="26"/>
               </w:rPr>
-              <w:t>and counted only a few hundred traders,</w:t>
+              <w:t>Dutch records</w:t>
             </w:r>
           </w:p>
         </w:tc>
         <w:tc>
           <w:tcPr>
-            <w:tcW w:type="dxa" w:w="3513"/>
+            <w:tcW w:type="dxa" w:w="1757"/>
           </w:tcPr>
           <w:p>
             <w:pPr>
@@ -4588,7 +5218,67 @@
                 <w:color w:val="F0F7F2"/>
                 <w:sz w:val="26"/>
               </w:rPr>
-              <w:t>mostly merchants and craftsmen.</w:t>
+              <w:t>and counted only</w:t>
+            </w:r>
+          </w:p>
+        </w:tc>
+        <w:tc>
+          <w:tcPr>
+            <w:tcW w:type="dxa" w:w="1757"/>
+          </w:tcPr>
+          <w:p>
+            <w:pPr>
+              <w:spacing w:after="0"/>
+              <w:jc w:val="center"/>
+            </w:pPr>
+            <w:r>
+              <w:rPr>
+                <w:rFonts w:ascii="Calibri" w:hAnsi="Calibri" w:eastAsia="微软雅黑"/>
+                <w:b w:val="0"/>
+                <w:color w:val="F0F7F2"/>
+                <w:sz w:val="26"/>
+              </w:rPr>
+              <w:t>a few hundred traders,</w:t>
+            </w:r>
+          </w:p>
+        </w:tc>
+        <w:tc>
+          <w:tcPr>
+            <w:tcW w:type="dxa" w:w="1757"/>
+          </w:tcPr>
+          <w:p>
+            <w:pPr>
+              <w:spacing w:after="0"/>
+              <w:jc w:val="center"/>
+            </w:pPr>
+            <w:r>
+              <w:rPr>
+                <w:rFonts w:ascii="Calibri" w:hAnsi="Calibri" w:eastAsia="微软雅黑"/>
+                <w:b w:val="0"/>
+                <w:color w:val="F0F7F2"/>
+                <w:sz w:val="26"/>
+              </w:rPr>
+              <w:t>mostly</w:t>
+            </w:r>
+          </w:p>
+        </w:tc>
+        <w:tc>
+          <w:tcPr>
+            <w:tcW w:type="dxa" w:w="1757"/>
+          </w:tcPr>
+          <w:p>
+            <w:pPr>
+              <w:spacing w:after="0"/>
+              <w:jc w:val="center"/>
+            </w:pPr>
+            <w:r>
+              <w:rPr>
+                <w:rFonts w:ascii="Calibri" w:hAnsi="Calibri" w:eastAsia="微软雅黑"/>
+                <w:b w:val="0"/>
+                <w:color w:val="F0F7F2"/>
+                <w:sz w:val="26"/>
+              </w:rPr>
+              <w:t>merchants and craftsmen.</w:t>
             </w:r>
           </w:p>
         </w:tc>
@@ -4596,7 +5286,7 @@
       <w:tr>
         <w:tc>
           <w:tcPr>
-            <w:tcW w:type="dxa" w:w="3513"/>
+            <w:tcW w:type="dxa" w:w="1757"/>
           </w:tcPr>
           <w:p>
             <w:pPr>
@@ -4612,29 +5302,11 @@
               </w:rPr>
               <w:t>彻底搜遍了</w:t>
             </w:r>
-            <w:r>
-              <w:rPr>
-                <w:rFonts w:ascii="Calibri" w:hAnsi="Calibri" w:eastAsia="微软雅黑"/>
-                <w:b w:val="0"/>
-                <w:color w:val="AAC4B6"/>
-                <w:sz w:val="21"/>
-              </w:rPr>
-              <w:t xml:space="preserve"> </w:t>
-            </w:r>
-            <w:r>
-              <w:rPr>
-                <w:rFonts w:ascii="Calibri" w:hAnsi="Calibri" w:eastAsia="微软雅黑"/>
-                <w:b w:val="0"/>
-                <w:color w:val="AAC4B6"/>
-                <w:sz w:val="21"/>
-              </w:rPr>
-              <w:t>荷兰的文献记录，</w:t>
-            </w:r>
           </w:p>
         </w:tc>
         <w:tc>
           <w:tcPr>
-            <w:tcW w:type="dxa" w:w="3513"/>
+            <w:tcW w:type="dxa" w:w="1757"/>
           </w:tcPr>
           <w:p>
             <w:pPr>
@@ -4648,13 +5320,13 @@
                 <w:color w:val="AAC4B6"/>
                 <w:sz w:val="21"/>
               </w:rPr>
-              <w:t>然而只数出了几百名交易者，</w:t>
+              <w:t>荷兰的文献记录，</w:t>
             </w:r>
           </w:p>
         </w:tc>
         <w:tc>
           <w:tcPr>
-            <w:tcW w:type="dxa" w:w="3513"/>
+            <w:tcW w:type="dxa" w:w="1757"/>
           </w:tcPr>
           <w:p>
             <w:pPr>
@@ -4668,7 +5340,67 @@
                 <w:color w:val="AAC4B6"/>
                 <w:sz w:val="21"/>
               </w:rPr>
-              <w:t>大多是商人和工匠。</w:t>
+              <w:t>然而只数出了</w:t>
+            </w:r>
+          </w:p>
+        </w:tc>
+        <w:tc>
+          <w:tcPr>
+            <w:tcW w:type="dxa" w:w="1757"/>
+          </w:tcPr>
+          <w:p>
+            <w:pPr>
+              <w:spacing w:after="0"/>
+              <w:jc w:val="center"/>
+            </w:pPr>
+            <w:r>
+              <w:rPr>
+                <w:rFonts w:ascii="Calibri" w:hAnsi="Calibri" w:eastAsia="微软雅黑"/>
+                <w:b w:val="0"/>
+                <w:color w:val="AAC4B6"/>
+                <w:sz w:val="21"/>
+              </w:rPr>
+              <w:t>几百名交易者，</w:t>
+            </w:r>
+          </w:p>
+        </w:tc>
+        <w:tc>
+          <w:tcPr>
+            <w:tcW w:type="dxa" w:w="1757"/>
+          </w:tcPr>
+          <w:p>
+            <w:pPr>
+              <w:spacing w:after="0"/>
+              <w:jc w:val="center"/>
+            </w:pPr>
+            <w:r>
+              <w:rPr>
+                <w:rFonts w:ascii="Calibri" w:hAnsi="Calibri" w:eastAsia="微软雅黑"/>
+                <w:b w:val="0"/>
+                <w:color w:val="AAC4B6"/>
+                <w:sz w:val="21"/>
+              </w:rPr>
+              <w:t>大多是</w:t>
+            </w:r>
+          </w:p>
+        </w:tc>
+        <w:tc>
+          <w:tcPr>
+            <w:tcW w:type="dxa" w:w="1757"/>
+          </w:tcPr>
+          <w:p>
+            <w:pPr>
+              <w:spacing w:after="0"/>
+              <w:jc w:val="center"/>
+            </w:pPr>
+            <w:r>
+              <w:rPr>
+                <w:rFonts w:ascii="Calibri" w:hAnsi="Calibri" w:eastAsia="微软雅黑"/>
+                <w:b w:val="0"/>
+                <w:color w:val="AAC4B6"/>
+                <w:sz w:val="21"/>
+              </w:rPr>
+              <w:t>商人和工匠。</w:t>
             </w:r>
           </w:p>
         </w:tc>
@@ -4711,12 +5443,14 @@
         </w:tblBorders>
       </w:tblPr>
       <w:tblGrid>
-        <w:gridCol w:w="10540"/>
+        <w:gridCol w:w="3513"/>
+        <w:gridCol w:w="3513"/>
+        <w:gridCol w:w="3513"/>
       </w:tblGrid>
       <w:tr>
         <w:tc>
           <w:tcPr>
-            <w:tcW w:type="dxa" w:w="10540"/>
+            <w:tcW w:type="dxa" w:w="3513"/>
           </w:tcPr>
           <w:p>
             <w:pPr>
@@ -4730,8 +5464,39 @@
                 <w:color w:val="F0F7F2"/>
                 <w:sz w:val="26"/>
               </w:rPr>
-              <w:t xml:space="preserve">She found no </w:t>
-            </w:r>
+              <w:t>She</w:t>
+            </w:r>
+          </w:p>
+        </w:tc>
+        <w:tc>
+          <w:tcPr>
+            <w:tcW w:type="dxa" w:w="3513"/>
+          </w:tcPr>
+          <w:p>
+            <w:pPr>
+              <w:spacing w:after="0"/>
+              <w:jc w:val="center"/>
+            </w:pPr>
+            <w:r>
+              <w:rPr>
+                <w:rFonts w:ascii="Calibri" w:hAnsi="Calibri" w:eastAsia="微软雅黑"/>
+                <w:b w:val="0"/>
+                <w:color w:val="F0F7F2"/>
+                <w:sz w:val="26"/>
+              </w:rPr>
+              <w:t>found no</w:t>
+            </w:r>
+          </w:p>
+        </w:tc>
+        <w:tc>
+          <w:tcPr>
+            <w:tcW w:type="dxa" w:w="3513"/>
+          </w:tcPr>
+          <w:p>
+            <w:pPr>
+              <w:spacing w:after="0"/>
+              <w:jc w:val="center"/>
+            </w:pPr>
             <w:r>
               <w:rPr>
                 <w:rFonts w:ascii="Calibri" w:hAnsi="Calibri" w:eastAsia="微软雅黑"/>
@@ -4756,7 +5521,7 @@
       <w:tr>
         <w:tc>
           <w:tcPr>
-            <w:tcW w:type="dxa" w:w="10540"/>
+            <w:tcW w:type="dxa" w:w="3513"/>
           </w:tcPr>
           <w:p>
             <w:pPr>
@@ -4770,7 +5535,47 @@
                 <w:color w:val="AAC4B6"/>
                 <w:sz w:val="21"/>
               </w:rPr>
-              <w:t>她没有找到一桩因郁金香而起的</w:t>
+              <w:t>她</w:t>
+            </w:r>
+          </w:p>
+        </w:tc>
+        <w:tc>
+          <w:tcPr>
+            <w:tcW w:type="dxa" w:w="3513"/>
+          </w:tcPr>
+          <w:p>
+            <w:pPr>
+              <w:spacing w:after="0"/>
+              <w:jc w:val="center"/>
+            </w:pPr>
+            <w:r>
+              <w:rPr>
+                <w:rFonts w:ascii="Calibri" w:hAnsi="Calibri" w:eastAsia="微软雅黑"/>
+                <w:b w:val="0"/>
+                <w:color w:val="AAC4B6"/>
+                <w:sz w:val="21"/>
+              </w:rPr>
+              <w:t>没有找到一桩</w:t>
+            </w:r>
+          </w:p>
+        </w:tc>
+        <w:tc>
+          <w:tcPr>
+            <w:tcW w:type="dxa" w:w="3513"/>
+          </w:tcPr>
+          <w:p>
+            <w:pPr>
+              <w:spacing w:after="0"/>
+              <w:jc w:val="center"/>
+            </w:pPr>
+            <w:r>
+              <w:rPr>
+                <w:rFonts w:ascii="Calibri" w:hAnsi="Calibri" w:eastAsia="微软雅黑"/>
+                <w:b w:val="0"/>
+                <w:color w:val="AAC4B6"/>
+                <w:sz w:val="21"/>
+              </w:rPr>
+              <w:t>因郁金香而起的</w:t>
             </w:r>
             <w:r>
               <w:rPr>
@@ -4819,12 +5624,13 @@
         </w:tblBorders>
       </w:tblPr>
       <w:tblGrid>
-        <w:gridCol w:w="10540"/>
+        <w:gridCol w:w="5270"/>
+        <w:gridCol w:w="5270"/>
       </w:tblGrid>
       <w:tr>
         <w:tc>
           <w:tcPr>
-            <w:tcW w:type="dxa" w:w="10540"/>
+            <w:tcW w:type="dxa" w:w="5270"/>
           </w:tcPr>
           <w:p>
             <w:pPr>
@@ -4838,8 +5644,19 @@
                 <w:color w:val="F0F7F2"/>
                 <w:sz w:val="26"/>
               </w:rPr>
-              <w:t xml:space="preserve">and no </w:t>
-            </w:r>
+              <w:t>and no</w:t>
+            </w:r>
+          </w:p>
+        </w:tc>
+        <w:tc>
+          <w:tcPr>
+            <w:tcW w:type="dxa" w:w="5270"/>
+          </w:tcPr>
+          <w:p>
+            <w:pPr>
+              <w:spacing w:after="0"/>
+              <w:jc w:val="center"/>
+            </w:pPr>
             <w:r>
               <w:rPr>
                 <w:rFonts w:ascii="Calibri" w:hAnsi="Calibri" w:eastAsia="微软雅黑"/>
@@ -4900,7 +5717,7 @@
       <w:tr>
         <w:tc>
           <w:tcPr>
-            <w:tcW w:type="dxa" w:w="10540"/>
+            <w:tcW w:type="dxa" w:w="5270"/>
           </w:tcPr>
           <w:p>
             <w:pPr>
@@ -4914,7 +5731,27 @@
                 <w:color w:val="AAC4B6"/>
                 <w:sz w:val="21"/>
               </w:rPr>
-              <w:t>也没有发现荷兰</w:t>
+              <w:t>也没有发现</w:t>
+            </w:r>
+          </w:p>
+        </w:tc>
+        <w:tc>
+          <w:tcPr>
+            <w:tcW w:type="dxa" w:w="5270"/>
+          </w:tcPr>
+          <w:p>
+            <w:pPr>
+              <w:spacing w:after="0"/>
+              <w:jc w:val="center"/>
+            </w:pPr>
+            <w:r>
+              <w:rPr>
+                <w:rFonts w:ascii="Calibri" w:hAnsi="Calibri" w:eastAsia="微软雅黑"/>
+                <w:b w:val="0"/>
+                <w:color w:val="AAC4B6"/>
+                <w:sz w:val="21"/>
+              </w:rPr>
+              <w:t>荷兰</w:t>
             </w:r>
             <w:r>
               <w:rPr>
@@ -5627,14 +6464,16 @@
         </w:tblBorders>
       </w:tblPr>
       <w:tblGrid>
-        <w:gridCol w:w="3513"/>
-        <w:gridCol w:w="3513"/>
-        <w:gridCol w:w="3513"/>
+        <w:gridCol w:w="2108"/>
+        <w:gridCol w:w="2108"/>
+        <w:gridCol w:w="2108"/>
+        <w:gridCol w:w="2108"/>
+        <w:gridCol w:w="2108"/>
       </w:tblGrid>
       <w:tr>
         <w:tc>
           <w:tcPr>
-            <w:tcW w:type="dxa" w:w="3513"/>
+            <w:tcW w:type="dxa" w:w="2108"/>
           </w:tcPr>
           <w:p>
             <w:pPr>
@@ -5654,7 +6493,7 @@
         </w:tc>
         <w:tc>
           <w:tcPr>
-            <w:tcW w:type="dxa" w:w="3513"/>
+            <w:tcW w:type="dxa" w:w="2108"/>
           </w:tcPr>
           <w:p>
             <w:pPr>
@@ -5668,31 +6507,13 @@
                 <w:color w:val="F0F7F2"/>
                 <w:sz w:val="26"/>
               </w:rPr>
-              <w:t xml:space="preserve">and still </w:t>
-            </w:r>
-            <w:r>
-              <w:rPr>
-                <w:rFonts w:ascii="Calibri" w:hAnsi="Calibri" w:eastAsia="微软雅黑"/>
-                <w:b/>
-                <w:color w:val="FCA5A5"/>
-                <w:sz w:val="26"/>
-              </w:rPr>
-              <w:t>circulates</w:t>
-            </w:r>
-            <w:r>
-              <w:rPr>
-                <w:rFonts w:ascii="Calibri" w:hAnsi="Calibri" w:eastAsia="微软雅黑"/>
-                <w:b w:val="0"/>
-                <w:color w:val="F0F7F2"/>
-                <w:sz w:val="26"/>
-              </w:rPr>
-              <w:t xml:space="preserve"> nearly four centuries on,</w:t>
+              <w:t>and</w:t>
             </w:r>
           </w:p>
         </w:tc>
         <w:tc>
           <w:tcPr>
-            <w:tcW w:type="dxa" w:w="3513"/>
+            <w:tcW w:type="dxa" w:w="2108"/>
           </w:tcPr>
           <w:p>
             <w:pPr>
@@ -5706,7 +6527,65 @@
                 <w:color w:val="F0F7F2"/>
                 <w:sz w:val="26"/>
               </w:rPr>
-              <w:t xml:space="preserve">was the </w:t>
+              <w:t xml:space="preserve">still </w:t>
+            </w:r>
+            <w:r>
+              <w:rPr>
+                <w:rFonts w:ascii="Calibri" w:hAnsi="Calibri" w:eastAsia="微软雅黑"/>
+                <w:b/>
+                <w:color w:val="FCA5A5"/>
+                <w:sz w:val="26"/>
+              </w:rPr>
+              <w:t>circulates</w:t>
+            </w:r>
+            <w:r>
+              <w:rPr>
+                <w:rFonts w:ascii="Calibri" w:hAnsi="Calibri" w:eastAsia="微软雅黑"/>
+                <w:b w:val="0"/>
+                <w:color w:val="F0F7F2"/>
+                <w:sz w:val="26"/>
+              </w:rPr>
+              <w:t xml:space="preserve"> nearly four centuries on,</w:t>
+            </w:r>
+          </w:p>
+        </w:tc>
+        <w:tc>
+          <w:tcPr>
+            <w:tcW w:type="dxa" w:w="2108"/>
+          </w:tcPr>
+          <w:p>
+            <w:pPr>
+              <w:spacing w:after="0"/>
+              <w:jc w:val="center"/>
+            </w:pPr>
+            <w:r>
+              <w:rPr>
+                <w:rFonts w:ascii="Calibri" w:hAnsi="Calibri" w:eastAsia="微软雅黑"/>
+                <w:b w:val="0"/>
+                <w:color w:val="F0F7F2"/>
+                <w:sz w:val="26"/>
+              </w:rPr>
+              <w:t>was</w:t>
+            </w:r>
+          </w:p>
+        </w:tc>
+        <w:tc>
+          <w:tcPr>
+            <w:tcW w:type="dxa" w:w="2108"/>
+          </w:tcPr>
+          <w:p>
+            <w:pPr>
+              <w:spacing w:after="0"/>
+              <w:jc w:val="center"/>
+            </w:pPr>
+            <w:r>
+              <w:rPr>
+                <w:rFonts w:ascii="Calibri" w:hAnsi="Calibri" w:eastAsia="微软雅黑"/>
+                <w:b w:val="0"/>
+                <w:color w:val="F0F7F2"/>
+                <w:sz w:val="26"/>
+              </w:rPr>
+              <w:t xml:space="preserve">the </w:t>
             </w:r>
             <w:r>
               <w:rPr>
@@ -5732,7 +6611,7 @@
       <w:tr>
         <w:tc>
           <w:tcPr>
-            <w:tcW w:type="dxa" w:w="3513"/>
+            <w:tcW w:type="dxa" w:w="2108"/>
           </w:tcPr>
           <w:p>
             <w:pPr>
@@ -5752,7 +6631,7 @@
         </w:tc>
         <w:tc>
           <w:tcPr>
-            <w:tcW w:type="dxa" w:w="3513"/>
+            <w:tcW w:type="dxa" w:w="2108"/>
           </w:tcPr>
           <w:p>
             <w:pPr>
@@ -5766,49 +6645,13 @@
                 <w:color w:val="AAC4B6"/>
                 <w:sz w:val="21"/>
               </w:rPr>
-              <w:t>并在近四个世纪后依然</w:t>
-            </w:r>
-            <w:r>
-              <w:rPr>
-                <w:rFonts w:ascii="Calibri" w:hAnsi="Calibri" w:eastAsia="微软雅黑"/>
-                <w:b w:val="0"/>
-                <w:color w:val="AAC4B6"/>
-                <w:sz w:val="21"/>
-              </w:rPr>
-              <w:t xml:space="preserve"> </w:t>
-            </w:r>
-            <w:r>
-              <w:rPr>
-                <w:rFonts w:ascii="Calibri" w:hAnsi="Calibri" w:eastAsia="微软雅黑"/>
-                <w:b/>
-                <w:color w:val="FCA5A5"/>
-                <w:sz w:val="21"/>
-              </w:rPr>
-              <w:t>流传</w:t>
-            </w:r>
-            <w:r>
-              <w:rPr>
-                <w:rFonts w:ascii="Calibri" w:hAnsi="Calibri" w:eastAsia="微软雅黑"/>
-                <w:b w:val="0"/>
-                <w:color w:val="AAC4B6"/>
-                <w:sz w:val="21"/>
-              </w:rPr>
-              <w:t xml:space="preserve"> </w:t>
-            </w:r>
-            <w:r>
-              <w:rPr>
-                <w:rFonts w:ascii="Calibri" w:hAnsi="Calibri" w:eastAsia="微软雅黑"/>
-                <w:b w:val="0"/>
-                <w:color w:val="AAC4B6"/>
-                <w:sz w:val="21"/>
-              </w:rPr>
-              <w:t>的，</w:t>
+              <w:t>并</w:t>
             </w:r>
           </w:p>
         </w:tc>
         <w:tc>
           <w:tcPr>
-            <w:tcW w:type="dxa" w:w="3513"/>
+            <w:tcW w:type="dxa" w:w="2108"/>
           </w:tcPr>
           <w:p>
             <w:pPr>
@@ -5822,7 +6665,83 @@
                 <w:color w:val="AAC4B6"/>
                 <w:sz w:val="21"/>
               </w:rPr>
-              <w:t>是这个</w:t>
+              <w:t>在近四个世纪后依然</w:t>
+            </w:r>
+            <w:r>
+              <w:rPr>
+                <w:rFonts w:ascii="Calibri" w:hAnsi="Calibri" w:eastAsia="微软雅黑"/>
+                <w:b w:val="0"/>
+                <w:color w:val="AAC4B6"/>
+                <w:sz w:val="21"/>
+              </w:rPr>
+              <w:t xml:space="preserve"> </w:t>
+            </w:r>
+            <w:r>
+              <w:rPr>
+                <w:rFonts w:ascii="Calibri" w:hAnsi="Calibri" w:eastAsia="微软雅黑"/>
+                <w:b/>
+                <w:color w:val="FCA5A5"/>
+                <w:sz w:val="21"/>
+              </w:rPr>
+              <w:t>流传</w:t>
+            </w:r>
+            <w:r>
+              <w:rPr>
+                <w:rFonts w:ascii="Calibri" w:hAnsi="Calibri" w:eastAsia="微软雅黑"/>
+                <w:b w:val="0"/>
+                <w:color w:val="AAC4B6"/>
+                <w:sz w:val="21"/>
+              </w:rPr>
+              <w:t xml:space="preserve"> </w:t>
+            </w:r>
+            <w:r>
+              <w:rPr>
+                <w:rFonts w:ascii="Calibri" w:hAnsi="Calibri" w:eastAsia="微软雅黑"/>
+                <w:b w:val="0"/>
+                <w:color w:val="AAC4B6"/>
+                <w:sz w:val="21"/>
+              </w:rPr>
+              <w:t>的，</w:t>
+            </w:r>
+          </w:p>
+        </w:tc>
+        <w:tc>
+          <w:tcPr>
+            <w:tcW w:type="dxa" w:w="2108"/>
+          </w:tcPr>
+          <w:p>
+            <w:pPr>
+              <w:spacing w:after="0"/>
+              <w:jc w:val="center"/>
+            </w:pPr>
+            <w:r>
+              <w:rPr>
+                <w:rFonts w:ascii="Calibri" w:hAnsi="Calibri" w:eastAsia="微软雅黑"/>
+                <w:b w:val="0"/>
+                <w:color w:val="AAC4B6"/>
+                <w:sz w:val="21"/>
+              </w:rPr>
+              <w:t>是</w:t>
+            </w:r>
+          </w:p>
+        </w:tc>
+        <w:tc>
+          <w:tcPr>
+            <w:tcW w:type="dxa" w:w="2108"/>
+          </w:tcPr>
+          <w:p>
+            <w:pPr>
+              <w:spacing w:after="0"/>
+              <w:jc w:val="center"/>
+            </w:pPr>
+            <w:r>
+              <w:rPr>
+                <w:rFonts w:ascii="Calibri" w:hAnsi="Calibri" w:eastAsia="微软雅黑"/>
+                <w:b w:val="0"/>
+                <w:color w:val="AAC4B6"/>
+                <w:sz w:val="21"/>
+              </w:rPr>
+              <w:t>这个</w:t>
             </w:r>
             <w:r>
               <w:rPr>

--- a/视频/对照文本/19-文本.docx
+++ b/视频/对照文本/19-文本.docx
@@ -912,13 +912,14 @@
         </w:tblBorders>
       </w:tblPr>
       <w:tblGrid>
-        <w:gridCol w:w="5270"/>
-        <w:gridCol w:w="5270"/>
+        <w:gridCol w:w="3513"/>
+        <w:gridCol w:w="3513"/>
+        <w:gridCol w:w="3513"/>
       </w:tblGrid>
       <w:tr>
         <w:tc>
           <w:tcPr>
-            <w:tcW w:type="dxa" w:w="5270"/>
+            <w:tcW w:type="dxa" w:w="3513"/>
           </w:tcPr>
           <w:p>
             <w:pPr>
@@ -943,38 +944,11 @@
               </w:rPr>
               <w:t>streaked</w:t>
             </w:r>
-            <w:r>
-              <w:rPr>
-                <w:rFonts w:ascii="Calibri" w:hAnsi="Calibri" w:eastAsia="微软雅黑"/>
-                <w:b w:val="0"/>
-                <w:color w:val="F0F7F2"/>
-                <w:sz w:val="26"/>
-              </w:rPr>
-              <w:t xml:space="preserve"> </w:t>
-            </w:r>
-            <w:r>
-              <w:rPr>
-                <w:rFonts w:ascii="Calibri" w:hAnsi="Calibri" w:eastAsia="微软雅黑"/>
-                <w:b/>
-                <w:color w:val="FCA5A5"/>
-                <w:sz w:val="26"/>
-              </w:rPr>
-              <w:t>petals</w:t>
-            </w:r>
-            <w:r>
-              <w:rPr>
-                <w:rFonts w:ascii="Calibri" w:hAnsi="Calibri" w:eastAsia="微软雅黑"/>
-                <w:b w:val="0"/>
-                <w:color w:val="F0F7F2"/>
-                <w:sz w:val="26"/>
-              </w:rPr>
-              <w:t>,</w:t>
-            </w:r>
           </w:p>
         </w:tc>
         <w:tc>
           <w:tcPr>
-            <w:tcW w:type="dxa" w:w="5270"/>
+            <w:tcW w:type="dxa" w:w="3513"/>
           </w:tcPr>
           <w:p>
             <w:pPr>
@@ -985,6 +959,35 @@
               <w:rPr>
                 <w:rFonts w:ascii="Calibri" w:hAnsi="Calibri" w:eastAsia="微软雅黑"/>
                 <w:b/>
+                <w:color w:val="FCA5A5"/>
+                <w:sz w:val="26"/>
+              </w:rPr>
+              <w:t>petals</w:t>
+            </w:r>
+            <w:r>
+              <w:rPr>
+                <w:rFonts w:ascii="Calibri" w:hAnsi="Calibri" w:eastAsia="微软雅黑"/>
+                <w:b w:val="0"/>
+                <w:color w:val="F0F7F2"/>
+                <w:sz w:val="26"/>
+              </w:rPr>
+              <w:t>,</w:t>
+            </w:r>
+          </w:p>
+        </w:tc>
+        <w:tc>
+          <w:tcPr>
+            <w:tcW w:type="dxa" w:w="3513"/>
+          </w:tcPr>
+          <w:p>
+            <w:pPr>
+              <w:spacing w:after="0"/>
+              <w:jc w:val="center"/>
+            </w:pPr>
+            <w:r>
+              <w:rPr>
+                <w:rFonts w:ascii="Calibri" w:hAnsi="Calibri" w:eastAsia="微软雅黑"/>
+                <w:b/>
                 <w:color w:val="FBBF24"/>
                 <w:sz w:val="26"/>
               </w:rPr>
@@ -1005,7 +1008,7 @@
       <w:tr>
         <w:tc>
           <w:tcPr>
-            <w:tcW w:type="dxa" w:w="5270"/>
+            <w:tcW w:type="dxa" w:w="3513"/>
           </w:tcPr>
           <w:p>
             <w:pPr>
@@ -1039,38 +1042,40 @@
               </w:rPr>
               <w:t>带条纹的</w:t>
             </w:r>
-            <w:r>
-              <w:rPr>
-                <w:rFonts w:ascii="Calibri" w:hAnsi="Calibri" w:eastAsia="微软雅黑"/>
-                <w:b w:val="0"/>
-                <w:color w:val="AAC4B6"/>
-                <w:sz w:val="21"/>
-              </w:rPr>
-              <w:t xml:space="preserve"> </w:t>
-            </w:r>
-            <w:r>
-              <w:rPr>
-                <w:rFonts w:ascii="Calibri" w:hAnsi="Calibri" w:eastAsia="微软雅黑"/>
-                <w:b/>
-                <w:color w:val="FCA5A5"/>
-                <w:sz w:val="21"/>
-              </w:rPr>
-              <w:t>花瓣</w:t>
-            </w:r>
-            <w:r>
-              <w:rPr>
-                <w:rFonts w:ascii="Calibri" w:hAnsi="Calibri" w:eastAsia="微软雅黑"/>
-                <w:b w:val="0"/>
-                <w:color w:val="AAC4B6"/>
-                <w:sz w:val="21"/>
-              </w:rPr>
-              <w:t>，价格</w:t>
-            </w:r>
           </w:p>
         </w:tc>
         <w:tc>
           <w:tcPr>
-            <w:tcW w:type="dxa" w:w="5270"/>
+            <w:tcW w:type="dxa" w:w="3513"/>
+          </w:tcPr>
+          <w:p>
+            <w:pPr>
+              <w:spacing w:after="0"/>
+              <w:jc w:val="center"/>
+            </w:pPr>
+            <w:r>
+              <w:rPr>
+                <w:rFonts w:ascii="Calibri" w:hAnsi="Calibri" w:eastAsia="微软雅黑"/>
+                <w:b/>
+                <w:color w:val="FCA5A5"/>
+                <w:sz w:val="21"/>
+              </w:rPr>
+              <w:t>花瓣</w:t>
+            </w:r>
+            <w:r>
+              <w:rPr>
+                <w:rFonts w:ascii="Calibri" w:hAnsi="Calibri" w:eastAsia="微软雅黑"/>
+                <w:b w:val="0"/>
+                <w:color w:val="AAC4B6"/>
+                <w:sz w:val="21"/>
+              </w:rPr>
+              <w:t>，价格</w:t>
+            </w:r>
+          </w:p>
+        </w:tc>
+        <w:tc>
+          <w:tcPr>
+            <w:tcW w:type="dxa" w:w="3513"/>
           </w:tcPr>
           <w:p>
             <w:pPr>
@@ -4582,14 +4587,15 @@
         </w:tblBorders>
       </w:tblPr>
       <w:tblGrid>
-        <w:gridCol w:w="3513"/>
-        <w:gridCol w:w="3513"/>
-        <w:gridCol w:w="3513"/>
+        <w:gridCol w:w="2635"/>
+        <w:gridCol w:w="2635"/>
+        <w:gridCol w:w="2635"/>
+        <w:gridCol w:w="2635"/>
       </w:tblGrid>
       <w:tr>
         <w:tc>
           <w:tcPr>
-            <w:tcW w:type="dxa" w:w="3513"/>
+            <w:tcW w:type="dxa" w:w="2635"/>
           </w:tcPr>
           <w:p>
             <w:pPr>
@@ -4609,7 +4615,7 @@
         </w:tc>
         <w:tc>
           <w:tcPr>
-            <w:tcW w:type="dxa" w:w="3513"/>
+            <w:tcW w:type="dxa" w:w="2635"/>
           </w:tcPr>
           <w:p>
             <w:pPr>
@@ -4647,7 +4653,7 @@
         </w:tc>
         <w:tc>
           <w:tcPr>
-            <w:tcW w:type="dxa" w:w="3513"/>
+            <w:tcW w:type="dxa" w:w="2635"/>
           </w:tcPr>
           <w:p>
             <w:pPr>
@@ -4663,15 +4669,17 @@
               </w:rPr>
               <w:t>satirical</w:t>
             </w:r>
-            <w:r>
-              <w:rPr>
-                <w:rFonts w:ascii="Calibri" w:hAnsi="Calibri" w:eastAsia="微软雅黑"/>
-                <w:b w:val="0"/>
-                <w:color w:val="F0F7F2"/>
-                <w:sz w:val="26"/>
-              </w:rPr>
-              <w:t xml:space="preserve"> </w:t>
-            </w:r>
+          </w:p>
+        </w:tc>
+        <w:tc>
+          <w:tcPr>
+            <w:tcW w:type="dxa" w:w="2635"/>
+          </w:tcPr>
+          <w:p>
+            <w:pPr>
+              <w:spacing w:after="0"/>
+              <w:jc w:val="center"/>
+            </w:pPr>
             <w:r>
               <w:rPr>
                 <w:rFonts w:ascii="Calibri" w:hAnsi="Calibri" w:eastAsia="微软雅黑"/>
@@ -4696,7 +4704,7 @@
       <w:tr>
         <w:tc>
           <w:tcPr>
-            <w:tcW w:type="dxa" w:w="3513"/>
+            <w:tcW w:type="dxa" w:w="2635"/>
           </w:tcPr>
           <w:p>
             <w:pPr>
@@ -4716,7 +4724,7 @@
         </w:tc>
         <w:tc>
           <w:tcPr>
-            <w:tcW w:type="dxa" w:w="3513"/>
+            <w:tcW w:type="dxa" w:w="2635"/>
           </w:tcPr>
           <w:p>
             <w:pPr>
@@ -4754,7 +4762,7 @@
         </w:tc>
         <w:tc>
           <w:tcPr>
-            <w:tcW w:type="dxa" w:w="3513"/>
+            <w:tcW w:type="dxa" w:w="2635"/>
           </w:tcPr>
           <w:p>
             <w:pPr>
@@ -4788,15 +4796,17 @@
               </w:rPr>
               <w:t>讽刺</w:t>
             </w:r>
-            <w:r>
-              <w:rPr>
-                <w:rFonts w:ascii="Calibri" w:hAnsi="Calibri" w:eastAsia="微软雅黑"/>
-                <w:b w:val="0"/>
-                <w:color w:val="AAC4B6"/>
-                <w:sz w:val="21"/>
-              </w:rPr>
-              <w:t xml:space="preserve"> </w:t>
-            </w:r>
+          </w:p>
+        </w:tc>
+        <w:tc>
+          <w:tcPr>
+            <w:tcW w:type="dxa" w:w="2635"/>
+          </w:tcPr>
+          <w:p>
+            <w:pPr>
+              <w:spacing w:after="0"/>
+              <w:jc w:val="center"/>
+            </w:pPr>
             <w:r>
               <w:rPr>
                 <w:rFonts w:ascii="Calibri" w:hAnsi="Calibri" w:eastAsia="微软雅黑"/>
